--- a/图麦笔记｜比赛提交说明.docx
+++ b/图麦笔记｜比赛提交说明.docx
@@ -25,12 +25,6 @@
           <w:color w:val="23252C"/>
         </w:rPr>
         <w:t>比赛提交说明</w:t>
-      </w:r>
-      <w:r>
-        <w:rPr>
-          <w:b w:val="0"/>
-        </w:rPr>
-        <w:t xml:space="preserve"> · 创作背景 / 创作思路 / 用到的 AI 技术 / 满足的场景 / 实践过程</w:t>
       </w:r>
     </w:p>
     <w:p>
@@ -65,207 +59,16 @@
     </w:p>
     <w:p>
       <w:pPr>
-        <w:spacing w:before="80" w:after="200"/>
+        <w:spacing w:before="120" w:after="120"/>
+        <w:ind w:left="360"/>
       </w:pPr>
       <w:r>
         <w:rPr>
           <w:b w:val="0"/>
-          <w:color w:val="D8D5CB"/>
+          <w:i/>
+          <w:color w:val="5C6068"/>
         </w:rPr>
-        <w:t>＿＿＿＿＿＿＿＿＿＿＿＿＿＿＿＿＿＿＿＿＿＿</w:t>
-      </w:r>
-    </w:p>
-    <w:p>
-      <w:pPr>
-        <w:pStyle w:val="Heading1"/>
-      </w:pPr>
-      <w:r>
-        <w:rPr>
-          <w:b w:val="0"/>
-          <w:color w:val="3F52D6"/>
-        </w:rPr>
-        <w:t>一、创作背景：收藏夹不是知识，是一笔越欠越多的债</w:t>
-      </w:r>
-    </w:p>
-    <w:p>
-      <w:pPr>
-        <w:spacing w:after="160"/>
-        <w:jc w:val="left"/>
-      </w:pPr>
-      <w:r>
-        <w:rPr>
-          <w:b w:val="0"/>
-        </w:rPr>
-        <w:t>我们每天都在生产同一种东西：</w:t>
-      </w:r>
-      <w:r>
-        <w:rPr>
-          <w:b/>
-          <w:color w:val="23252C"/>
-        </w:rPr>
-        <w:t>没来得及整理的有价值信息</w:t>
-      </w:r>
-      <w:r>
-        <w:rPr>
-          <w:b w:val="0"/>
-        </w:rPr>
-        <w:t>。</w:t>
-      </w:r>
-    </w:p>
-    <w:p>
-      <w:pPr>
-        <w:spacing w:after="160"/>
-        <w:jc w:val="left"/>
-      </w:pPr>
-      <w:r>
-        <w:rPr>
-          <w:b w:val="0"/>
-        </w:rPr>
-        <w:t>微信里读到一篇有启发的公众号文章，第一反应是收藏；看到一段有用的课程内容，第一反应是截图；群里丢来一份参考资料，先存进相册。三天之后，当你真的需要它——收藏夹两百条，相册里四百张截图，你既想不起来它在哪，也没有耐心从头读一遍再抄几句。</w:t>
-      </w:r>
-      <w:r>
-        <w:rPr>
-          <w:b/>
-          <w:color w:val="23252C"/>
-        </w:rPr>
-        <w:t>"先存着"这个动作完成了，"以后整理"这个承诺从来没有被兑现。</w:t>
-      </w:r>
-    </w:p>
-    <w:p>
-      <w:pPr>
-        <w:spacing w:after="160"/>
-        <w:jc w:val="left"/>
-      </w:pPr>
-      <w:r>
-        <w:rPr>
-          <w:b w:val="0"/>
-        </w:rPr>
-        <w:t>市面上的工具各解决了半件事。收藏类工具解决"存下来"，它保存的是</w:t>
-      </w:r>
-      <w:r>
-        <w:rPr>
-          <w:b/>
-          <w:color w:val="23252C"/>
-        </w:rPr>
-        <w:t>入口</w:t>
-      </w:r>
-      <w:r>
-        <w:rPr>
-          <w:b w:val="0"/>
-        </w:rPr>
-        <w:t>——一个等待被再次打开的地址，而你当初为什么收藏它，已经忘了。笔记类工具从一块空白编辑器开始，它假设你</w:t>
-      </w:r>
-      <w:r>
-        <w:rPr>
-          <w:b/>
-          <w:color w:val="23252C"/>
-        </w:rPr>
-        <w:t>已经知道要写什么</w:t>
-      </w:r>
-      <w:r>
-        <w:rPr>
-          <w:b w:val="0"/>
-        </w:rPr>
-        <w:t>，于是记录变成了一次小型写作任务，启动成本之高，足以让绝大多数记录冲动在打开应用之前就被放弃。</w:t>
-      </w:r>
-    </w:p>
-    <w:p>
-      <w:pPr>
-        <w:spacing w:after="160"/>
-        <w:jc w:val="left"/>
-      </w:pPr>
-      <w:r>
-        <w:rPr>
-          <w:b w:val="0"/>
-        </w:rPr>
-        <w:t>这两类工具之间，一直横着一道没有人补上的裂缝：</w:t>
-      </w:r>
-      <w:r>
-        <w:rPr>
-          <w:b/>
-          <w:color w:val="23252C"/>
-        </w:rPr>
-        <w:t>从"我发现了价值"到"我留下了可用的记录"，中间那次整理，至今完全由人肉完成。</w:t>
-      </w:r>
-    </w:p>
-    <w:p>
-      <w:pPr>
-        <w:spacing w:after="160"/>
-        <w:jc w:val="left"/>
-      </w:pPr>
-      <w:r>
-        <w:rPr>
-          <w:b w:val="0"/>
-        </w:rPr>
-        <w:t>为什么现在值得重新做一遍？因为两件事同时成立了：</w:t>
-      </w:r>
-    </w:p>
-    <w:p>
-      <w:pPr>
-        <w:pStyle w:val="ListNumber"/>
-      </w:pPr>
-      <w:r>
-        <w:rPr>
-          <w:b/>
-          <w:color w:val="23252C"/>
-        </w:rPr>
-        <w:t>大模型第一次便宜到可以被一个个人开发者随手嵌进产品里。</w:t>
-      </w:r>
-      <w:r>
-        <w:rPr>
-          <w:b w:val="0"/>
-        </w:rPr>
-        <w:t xml:space="preserve"> 微信云开发的成长计划提供了 10 亿 Token 的免费额度，而实测下来把一篇长文提炼成结构化笔记大约消耗 1,900 Token——</w:t>
-      </w:r>
-      <w:r>
-        <w:rPr>
-          <w:b/>
-          <w:color w:val="23252C"/>
-        </w:rPr>
-        <w:t>"读懂一篇文章并帮你整理好"这件事的边际成本，第一次降到了 0 元</w:t>
-      </w:r>
-      <w:r>
-        <w:rPr>
-          <w:b w:val="0"/>
-        </w:rPr>
-        <w:t>。这不是纸面推算，是现网跑出来的读数（见第三节）。</w:t>
-      </w:r>
-    </w:p>
-    <w:p>
-      <w:pPr>
-        <w:pStyle w:val="ListNumber"/>
-      </w:pPr>
-      <w:r>
-        <w:rPr>
-          <w:b/>
-          <w:color w:val="23252C"/>
-        </w:rPr>
-        <w:t>开源 OCR 第一次能在最便宜的单机上跑起来。</w:t>
-      </w:r>
-      <w:r>
-        <w:rPr>
-          <w:b w:val="0"/>
-        </w:rPr>
-        <w:t xml:space="preserve"> 一套检测 + 方向分类 + 识别的三模型 OCR，纯 CPU 推理、模型随包分发、不需要任何密钥，常驻内存 160MB 左右——一台 3.7GB 内存的服务器就够用。</w:t>
-      </w:r>
-    </w:p>
-    <w:p>
-      <w:pPr>
-        <w:spacing w:after="160"/>
-        <w:jc w:val="left"/>
-      </w:pPr>
-      <w:r>
-        <w:rPr>
-          <w:b w:val="0"/>
-        </w:rPr>
-        <w:t>于是"图麦笔记"有了它唯一要做的那件事：</w:t>
-      </w:r>
-      <w:r>
-        <w:rPr>
-          <w:b/>
-          <w:color w:val="23252C"/>
-        </w:rPr>
-        <w:t>把整理这一步交给机器，把发现的动作留给人。</w:t>
+        <w:t>下面五件事依次回答：这个需求是怎么被我撞上的；我打算用什么不一样的方式解它；技术上怎么把它搭起来（这一层是重点）；界面为什么长成这样；以及一个个人开发者为什么能在六天内把它推到线上。</w:t>
       </w:r>
     </w:p>
     <w:p>
@@ -289,7 +92,7 @@
           <w:b w:val="0"/>
           <w:color w:val="3F52D6"/>
         </w:rPr>
-        <w:t>二、创作思路：把记录的起点，从空白页前移到"已经看到的好内容"</w:t>
+        <w:t>一、需求不是想出来的，是我自己撞上的</w:t>
       </w:r>
     </w:p>
     <w:p>
@@ -301,7 +104,50 @@
         <w:rPr>
           <w:b w:val="0"/>
         </w:rPr>
-        <w:t>产品的核心不是功能列表，而是一个流程重构：</w:t>
+        <w:t>我做产品经理这些年，有一个习惯改不掉：看到有价值的东西先存下来。</w:t>
+      </w:r>
+    </w:p>
+    <w:p>
+      <w:pPr>
+        <w:spacing w:after="160"/>
+        <w:jc w:val="left"/>
+      </w:pPr>
+      <w:r>
+        <w:rPr>
+          <w:b w:val="0"/>
+        </w:rPr>
+        <w:t>存的地方有三个——微信收藏里躺着两百多条公众号文章，相册里有一个专门的"截图"相簿，四百多张；还有一类更零散的，是群里别人丢过来的报告链接和聊天里截的半张图。</w:t>
+      </w:r>
+    </w:p>
+    <w:p>
+      <w:pPr>
+        <w:spacing w:after="160"/>
+        <w:jc w:val="left"/>
+      </w:pPr>
+      <w:r>
+        <w:rPr>
+          <w:b w:val="0"/>
+        </w:rPr>
+        <w:t>真正需要用到它们的时候，我做过一次自我统计：为了找一份"上周看过的关于获客成本的行业文章"，我翻了收藏、翻了相册、又翻了三个群，最后没找到，索性重新搜了一遍关键词。</w:t>
+      </w:r>
+      <w:r>
+        <w:rPr>
+          <w:b/>
+          <w:color w:val="23252C"/>
+        </w:rPr>
+        <w:t>那篇文章我确实"保存"过，但我保存的只是一个入口，不是内容本身。</w:t>
+      </w:r>
+    </w:p>
+    <w:p>
+      <w:pPr>
+        <w:spacing w:after="160"/>
+        <w:jc w:val="left"/>
+      </w:pPr>
+      <w:r>
+        <w:rPr>
+          <w:b w:val="0"/>
+        </w:rPr>
+        <w:t>这件事让我意识到三个事实：</w:t>
       </w:r>
     </w:p>
     <w:p>
@@ -314,31 +160,13 @@
           <w:b/>
           <w:color w:val="23252C"/>
         </w:rPr>
-        <w:t>取回内容（抓取 / 识别）→ 炼成结构（大模型）→ 存成找得回来的东西（分类 · 搜索 · 卡片图）</w:t>
+        <w:t>第一，收藏动作的完成率极高，复用率接近于零。</w:t>
       </w:r>
-    </w:p>
-    <w:p>
-      <w:pPr>
-        <w:spacing w:after="160"/>
-        <w:jc w:val="left"/>
-      </w:pPr>
       <w:r>
         <w:rPr>
           <w:b w:val="0"/>
         </w:rPr>
-        <w:t>链接和截图不再是"记录之前的临时材料"，它们本身就是合法输入。用户不必先组织好语言，也不必先规划知识体系——从最小的一次记录开始，先用起来，再慢慢积累。</w:t>
-      </w:r>
-    </w:p>
-    <w:p>
-      <w:pPr>
-        <w:spacing w:after="160"/>
-        <w:jc w:val="left"/>
-      </w:pPr>
-      <w:r>
-        <w:rPr>
-          <w:b w:val="0"/>
-        </w:rPr>
-        <w:t>四条原则支撑着这个思路，它们同时也是这个项目最不像"demo"的地方：</w:t>
+        <w:t xml:space="preserve"> 点"收藏"和按截图键只需要一秒钟，而这一下点击背后隐含的承诺——"我以后会整理、会用到"——几乎从来没有被兑现。</w:t>
       </w:r>
     </w:p>
     <w:p>
@@ -351,13 +179,26 @@
           <w:b/>
           <w:color w:val="23252C"/>
         </w:rPr>
-        <w:t>① 顺应用户已有的习惯，而不是教育用户建立新流程。</w:t>
+        <w:t>第二，笔记工具并没有解决这个问题，它甚至加剧了问题。</w:t>
       </w:r>
       <w:r>
         <w:rPr>
           <w:b w:val="0"/>
         </w:rPr>
-        <w:t xml:space="preserve"> 复制链接、按截图键，这些动作每天发生几十次。产品要做的只是给这些已经存在的高频动作接上下一步，而不是要求用户先学会一套知识管理方法论。</w:t>
+        <w:t xml:space="preserve"> 所有笔记应用的第一屏都是一块空白编辑器，它在无声地要求用户先回答"你要写什么"。可是碎片信息场景里，用户手里有的不是想法，是</w:t>
+      </w:r>
+      <w:r>
+        <w:rPr>
+          <w:b/>
+          <w:color w:val="23252C"/>
+        </w:rPr>
+        <w:t>别人的内容</w:t>
+      </w:r>
+      <w:r>
+        <w:rPr>
+          <w:b w:val="0"/>
+        </w:rPr>
+        <w:t>。从"我有一段别人的内容"到"我有一条自己的笔记"，中间那次摘录、概括、打标签的活，至今完全由人肉完成——而这一步恰恰是最累的，所以它总是被跳过。</w:t>
       </w:r>
     </w:p>
     <w:p>
@@ -370,20 +211,13 @@
           <w:b/>
           <w:color w:val="23252C"/>
         </w:rPr>
-        <w:t>② AI 的不确定性必须被关进契约里。</w:t>
+        <w:t>第三，这些内容本来就发生在微信里。</w:t>
       </w:r>
       <w:r>
         <w:rPr>
           <w:b w:val="0"/>
         </w:rPr>
-        <w:t xml:space="preserve"> 大模型会超时、会被限流、会吐出不是 JSON 的东西。我们的做法是把它的输出钉成四个字段，解析时保留宽容度，并且把"值得重试"和"重试也不会好"显式区分开。</w:t>
-      </w:r>
-      <w:r>
-        <w:rPr>
-          <w:b/>
-          <w:color w:val="23252C"/>
-        </w:rPr>
-        <w:t>模型不可用时，系统降级保存原文并标记为降级态——绝不用假内容填空，绝不让用户以为已经整理好了。</w:t>
+        <w:t xml:space="preserve"> 一篇公众号文章、一张聊天截图、一个群文件链接。任何要求我"复制到另一个 App 去整理"的方案，在启动成本上都先天输一场。</w:t>
       </w:r>
     </w:p>
     <w:p>
@@ -393,16 +227,16 @@
       </w:pPr>
       <w:r>
         <w:rPr>
+          <w:b w:val="0"/>
+        </w:rPr>
+        <w:t>于是需求被我压缩成一句话：</w:t>
+      </w:r>
+      <w:r>
+        <w:rPr>
           <w:b/>
           <w:color w:val="23252C"/>
         </w:rPr>
-        <w:t>③ 界面不许诺服务端还没做的事。</w:t>
-      </w:r>
-      <w:r>
-        <w:rPr>
-          <w:b w:val="0"/>
-        </w:rPr>
-        <w:t xml:space="preserve"> 计划中的额度闸门和邀请奖励还没实现，所以界面上至今没有出现"100 篇""分享得额度"这类数字。隐私条款里的每一句承诺（截图只在内存、不落盘、无埋点）都是逐条对着代码核对后才写上去的。</w:t>
+        <w:t>把"存下来"和"整理好"之间那一步，交给机器。</w:t>
       </w:r>
     </w:p>
     <w:p>
@@ -412,23 +246,35 @@
       </w:pPr>
       <w:r>
         <w:rPr>
-          <w:b/>
-          <w:color w:val="23252C"/>
-        </w:rPr>
-        <w:t>④ 隐私是架构决定，不是免责声明。</w:t>
-      </w:r>
-      <w:r>
-        <w:rPr>
           <w:b w:val="0"/>
         </w:rPr>
-        <w:t xml:space="preserve"> 截图经 HTTPS 上传后只在服务进程内存里暂存，识别完立刻丢弃，不落盘、不入数据库、没有对象存储；OpenID 不下发给客户端；接口按登录身份隔离，用别人的身份访问你的笔记拿到 404；小程序内没有广告、没有统计埋点、不接入任何第三方分享或推送 SDK。在一个"AI 应用"里，这条尤其重要：</w:t>
+        <w:t>而这件事在两年前还不成立，现在成立，是因为一个前提变了——</w:t>
       </w:r>
       <w:r>
         <w:rPr>
           <w:b/>
           <w:color w:val="23252C"/>
         </w:rPr>
-        <w:t>用户交给你的应该是内容，不是数据。</w:t>
+        <w:t>大模型第一次便宜到个人开发者可以随手用</w:t>
+      </w:r>
+      <w:r>
+        <w:rPr>
+          <w:b w:val="0"/>
+        </w:rPr>
+        <w:t xml:space="preserve">。这个前提有多便宜，我在第三节用现网读数回答：把一篇长文提炼成结构化笔记，实测每篇的现金成本是 </w:t>
+      </w:r>
+      <w:r>
+        <w:rPr>
+          <w:b/>
+          <w:color w:val="23252C"/>
+        </w:rPr>
+        <w:t>0 元</w:t>
+      </w:r>
+      <w:r>
+        <w:rPr>
+          <w:b w:val="0"/>
+        </w:rPr>
+        <w:t>。</w:t>
       </w:r>
     </w:p>
     <w:p>
@@ -452,91 +298,7 @@
           <w:b w:val="0"/>
           <w:color w:val="3F52D6"/>
         </w:rPr>
-        <w:t>三、用到的 AI 技术</w:t>
-      </w:r>
-    </w:p>
-    <w:p>
-      <w:pPr>
-        <w:pStyle w:val="Heading2"/>
-      </w:pPr>
-      <w:r>
-        <w:rPr>
-          <w:b w:val="0"/>
-          <w:color w:val="3F52D6"/>
-        </w:rPr>
-        <w:t>1. 大模型结构化提炼：把"一篇文章"变成"四个字段"</w:t>
-      </w:r>
-    </w:p>
-    <w:p>
-      <w:pPr>
-        <w:pStyle w:val="ListBullet"/>
-      </w:pPr>
-      <w:r>
-        <w:rPr>
-          <w:b/>
-          <w:color w:val="23252C"/>
-        </w:rPr>
-        <w:t>模型</w:t>
-      </w:r>
-      <w:r>
-        <w:rPr>
-          <w:b w:val="0"/>
-        </w:rPr>
-        <w:t>：腾讯混元 hy3-preview，通过微信云开发在云函数内以 cloud.ai() 调用。</w:t>
-      </w:r>
-    </w:p>
-    <w:p>
-      <w:pPr>
-        <w:pStyle w:val="ListBullet"/>
-      </w:pPr>
-      <w:r>
-        <w:rPr>
-          <w:b/>
-          <w:color w:val="23252C"/>
-        </w:rPr>
-        <w:t>任务契约</w:t>
-      </w:r>
-      <w:r>
-        <w:rPr>
-          <w:b w:val="0"/>
-        </w:rPr>
-        <w:t>：文本进 → 严格 JSON 出——title（简洁标题）、summary（2–3 句摘要）、key_points（3–8 条要点，每条一句话）、tags（3–6 个短词标签）。temperature 0.3，输入截断 12,000 字。</w:t>
-      </w:r>
-    </w:p>
-    <w:p>
-      <w:pPr>
-        <w:pStyle w:val="ListBullet"/>
-      </w:pPr>
-      <w:r>
-        <w:rPr>
-          <w:b/>
-          <w:color w:val="23252C"/>
-        </w:rPr>
-        <w:t>实测延迟</w:t>
-      </w:r>
-      <w:r>
-        <w:rPr>
-          <w:b w:val="0"/>
-        </w:rPr>
-        <w:t>：单次 1.27–2.87 秒；从提交到笔记出现在列表，链接导入约 4 秒。</w:t>
-      </w:r>
-    </w:p>
-    <w:p>
-      <w:pPr>
-        <w:pStyle w:val="ListBullet"/>
-      </w:pPr>
-      <w:r>
-        <w:rPr>
-          <w:b/>
-          <w:color w:val="23252C"/>
-        </w:rPr>
-        <w:t>成本实测为 0 元</w:t>
-      </w:r>
-      <w:r>
-        <w:rPr>
-          <w:b w:val="0"/>
-        </w:rPr>
-        <w:t>：现网四十余次真实调用的消耗全部落在成长计划的免费 Token 包（76,248 / 10 亿），云开发套餐那侧的调用与计算读数同时为 0。按单篇 1.9k token 折算，额度够五十万次量级提炼。</w:t>
+        <w:t>二、规划产品时，我刻意做了四个不一样的选择</w:t>
       </w:r>
     </w:p>
     <w:p>
@@ -548,73 +310,20 @@
         <w:rPr>
           <w:b w:val="0"/>
         </w:rPr>
-        <w:t>这条链路上有三个只有真跑过才会知道的细节，它们比"接了个大模型"更能说明工程含量：</w:t>
+        <w:t>想清楚要做什么之后，真正决定产品形态的是"不做什么"和"把哪里挪一挪"。这四个是我在方案阶段就定下来的创新点，后面的架构和界面都是它们的推论。</w:t>
       </w:r>
     </w:p>
     <w:p>
       <w:pPr>
-        <w:pStyle w:val="ListBullet"/>
+        <w:spacing w:after="160"/>
+        <w:jc w:val="left"/>
       </w:pPr>
       <w:r>
         <w:rPr>
           <w:b/>
           <w:color w:val="23252C"/>
         </w:rPr>
-        <w:t>提示词全仓库只有一份</w:t>
-      </w:r>
-      <w:r>
-        <w:rPr>
-          <w:b w:val="0"/>
-        </w:rPr>
-        <w:t>，由调用方持有并通过参数传给云函数。留第二份在云函数里，改一处忘一处，线上就会出现"后端以为换了 prompt、模型其实没换"。</w:t>
-      </w:r>
-    </w:p>
-    <w:p>
-      <w:pPr>
-        <w:pStyle w:val="ListBullet"/>
-      </w:pPr>
-      <w:r>
-        <w:rPr>
-          <w:b/>
-          <w:color w:val="23252C"/>
-        </w:rPr>
-        <w:t>空闲后的第一次调用必吃一个 429</w:t>
-      </w:r>
-      <w:r>
-        <w:rPr>
-          <w:b w:val="0"/>
-        </w:rPr>
-        <w:t>，紧接着的几次全好。后端最初把"函数返回错误"一律当不可重试直接降级，结果就是每条空闲后的第一条笔记静默丢掉摘要。现在云函数把可重试性用字段显式带出来，后端只对 429/5xx 做指数退避重试。</w:t>
-      </w:r>
-    </w:p>
-    <w:p>
-      <w:pPr>
-        <w:pStyle w:val="ListBullet"/>
-      </w:pPr>
-      <w:r>
-        <w:rPr>
-          <w:b/>
-          <w:color w:val="23252C"/>
-        </w:rPr>
-        <w:t>模型 id 不是照文档抄的</w:t>
-      </w:r>
-      <w:r>
-        <w:rPr>
-          <w:b w:val="0"/>
-        </w:rPr>
-        <w:t>：控制台里带"免费额度"标记的 hy3 一律在 0.68 秒内抛 AI_MODEL_NOT_ENABLED（要求先切换为资源点套餐，而那个切换不可回退），hy3-preview 才是不切计费就能用上免费额度的那一行。这是实测出来的结论。</w:t>
-      </w:r>
-    </w:p>
-    <w:p>
-      <w:pPr>
-        <w:pStyle w:val="Heading2"/>
-      </w:pPr>
-      <w:r>
-        <w:rPr>
-          <w:b w:val="0"/>
-          <w:color w:val="3F52D6"/>
-        </w:rPr>
-        <w:t>2. 自建 OCR：让相册里的图片重新变成文字</w:t>
+        <w:t>① 把记录的起点前移：从"空白页"挪到"已经看到的内容"。</w:t>
       </w:r>
     </w:p>
     <w:p>
@@ -626,197 +335,20 @@
         <w:rPr>
           <w:b w:val="0"/>
         </w:rPr>
-        <w:t>截图是这个产品最重要的输入之一，而"图片里有什么字"这件事我们没有交给任何云服务。</w:t>
+        <w:t>这是整个产品最核心的一个位移。用户不需要先想好怎么写，他只需要把手边那条链接、那张截图丢进来。启动成本从"组织一段语言"降到"粘贴一次"，而启动成本正是记录类产品最大的流失点。</w:t>
       </w:r>
     </w:p>
     <w:p>
       <w:pPr>
-        <w:pStyle w:val="ListBullet"/>
+        <w:spacing w:after="160"/>
+        <w:jc w:val="left"/>
       </w:pPr>
       <w:r>
         <w:rPr>
           <w:b/>
           <w:color w:val="23252C"/>
         </w:rPr>
-        <w:t>方案</w:t>
-      </w:r>
-      <w:r>
-        <w:rPr>
-          <w:b w:val="0"/>
-        </w:rPr>
-        <w:t xml:space="preserve">：RapidOCR（PP-OCR 系：文本检测 + 方向分类 + 序列识别三模型），ONNXRuntime </w:t>
-      </w:r>
-      <w:r>
-        <w:rPr>
-          <w:b/>
-          <w:color w:val="23252C"/>
-        </w:rPr>
-        <w:t>纯 CPU 推理</w:t>
-      </w:r>
-      <w:r>
-        <w:rPr>
-          <w:b w:val="0"/>
-        </w:rPr>
-        <w:t>，模型随 wheel 分发。</w:t>
-      </w:r>
-      <w:r>
-        <w:rPr>
-          <w:b/>
-          <w:color w:val="23252C"/>
-        </w:rPr>
-        <w:t>不需要任何密钥，不向任何第三方上传一张图片。</w:t>
-      </w:r>
-    </w:p>
-    <w:p>
-      <w:pPr>
-        <w:pStyle w:val="ListBullet"/>
-      </w:pPr>
-      <w:r>
-        <w:rPr>
-          <w:b/>
-          <w:color w:val="23252C"/>
-        </w:rPr>
-        <w:t>三道闸门全部来自实测</w:t>
-      </w:r>
-      <w:r>
-        <w:rPr>
-          <w:b w:val="0"/>
-        </w:rPr>
-        <w:t>：</w:t>
-      </w:r>
-    </w:p>
-    <w:p>
-      <w:pPr>
-        <w:pStyle w:val="ListBullet2"/>
-      </w:pPr>
-      <w:r>
-        <w:rPr>
-          <w:b w:val="0"/>
-        </w:rPr>
-        <w:t xml:space="preserve">识别前缩放到长边 ≤1600px。同一张 3420×2214 的长图对照：不缩放进程峰值内存 </w:t>
-      </w:r>
-      <w:r>
-        <w:rPr>
-          <w:b/>
-          <w:color w:val="23252C"/>
-        </w:rPr>
-        <w:t>1,076.6MB</w:t>
-      </w:r>
-      <w:r>
-        <w:rPr>
-          <w:b w:val="0"/>
-        </w:rPr>
-        <w:t xml:space="preserve">，缩放后 </w:t>
-      </w:r>
-      <w:r>
-        <w:rPr>
-          <w:b/>
-          <w:color w:val="23252C"/>
-        </w:rPr>
-        <w:t>666.6MB</w:t>
-      </w:r>
-      <w:r>
-        <w:rPr>
-          <w:b w:val="0"/>
-        </w:rPr>
-        <w:t xml:space="preserve">，而识别出的字符数从 294 </w:t>
-      </w:r>
-      <w:r>
-        <w:rPr>
-          <w:b/>
-          <w:color w:val="23252C"/>
-        </w:rPr>
-        <w:t>升到</w:t>
-      </w:r>
-      <w:r>
-        <w:rPr>
-          <w:b w:val="0"/>
-        </w:rPr>
-        <w:t xml:space="preserve"> 301——缩放没有丢信息。</w:t>
-      </w:r>
-    </w:p>
-    <w:p>
-      <w:pPr>
-        <w:pStyle w:val="ListBullet2"/>
-      </w:pPr>
-      <w:r>
-        <w:rPr>
-          <w:b/>
-          <w:color w:val="23252C"/>
-        </w:rPr>
-        <w:t>缩放之前先按像素数拒图</w:t>
-      </w:r>
-      <w:r>
-        <w:rPr>
-          <w:b w:val="0"/>
-        </w:rPr>
-        <w:t>。因为缩放要先解码，"单张不超过 10MB"这种字节上限挡不住一张 0.43MB 的 1.44 亿像素纯色 PNG（实测吃掉 1,271MB）。现在 4,000 万像素是硬上限，拒图只花 0.015 秒。</w:t>
-      </w:r>
-    </w:p>
-    <w:p>
-      <w:pPr>
-        <w:pStyle w:val="ListBullet2"/>
-      </w:pPr>
-      <w:r>
-        <w:rPr>
-          <w:b w:val="0"/>
-        </w:rPr>
-        <w:t>按检测框坐标重排成视觉阅读顺序，并剔除工具栏图标被认成的噪声单字（"AB X""κ7"这类不含中文的极短行）。</w:t>
-      </w:r>
-    </w:p>
-    <w:p>
-      <w:pPr>
-        <w:pStyle w:val="ListBullet"/>
-      </w:pPr>
-      <w:r>
-        <w:rPr>
-          <w:b/>
-          <w:color w:val="23252C"/>
-        </w:rPr>
-        <w:t>生产机端到端读数</w:t>
-      </w:r>
-      <w:r>
-        <w:rPr>
-          <w:b w:val="0"/>
-        </w:rPr>
-        <w:t xml:space="preserve">：一张 1170×3200 的真实中文长截图，从提交到笔记出现在列表 </w:t>
-      </w:r>
-      <w:r>
-        <w:rPr>
-          <w:b/>
-          <w:color w:val="23252C"/>
-        </w:rPr>
-        <w:t>4.0 秒</w:t>
-      </w:r>
-      <w:r>
-        <w:rPr>
-          <w:b w:val="0"/>
-        </w:rPr>
-        <w:t xml:space="preserve">；worker 进程组按 0.15 秒轮询采到的 cgroup 内存峰值 </w:t>
-      </w:r>
-      <w:r>
-        <w:rPr>
-          <w:b/>
-          <w:color w:val="23252C"/>
-        </w:rPr>
-        <w:t>465.6MB</w:t>
-      </w:r>
-      <w:r>
-        <w:rPr>
-          <w:b w:val="0"/>
-        </w:rPr>
-        <w:t>（当时机器可用 1,959MB）。</w:t>
-      </w:r>
-    </w:p>
-    <w:p>
-      <w:pPr>
-        <w:pStyle w:val="ListBullet"/>
-      </w:pPr>
-      <w:r>
-        <w:rPr>
-          <w:b w:val="0"/>
-        </w:rPr>
-        <w:t>一次最多 9 张图，多图批次在内存里暂存、30 分钟未提交自动作废。</w:t>
+        <w:t>② 两个入口，一种出口：链接和截图最后进的是同一个结构。</w:t>
       </w:r>
     </w:p>
     <w:p>
@@ -828,19 +360,27 @@
         <w:rPr>
           <w:b w:val="0"/>
         </w:rPr>
-        <w:t>（选型本身也是一个决定：个人主体拿不到微信官方 OCR 接口，混元的 token 也做不了 OCR，所以"自建"不是偏好而是唯一可行路径——它顺带让整条链路少了一个外部依赖和一笔凭据。）</w:t>
+        <w:t>市面上多数工具是"链接收藏器"或"截图存储空间"，来源不同，存放的地方就不同，找的时候也要分别去翻。我们让抓取和识别这两条完全不同的链路，最后都落到同一组字段上（标题 / 摘要 / 要点 / 标签）。</w:t>
+      </w:r>
+      <w:r>
+        <w:rPr>
+          <w:b/>
+          <w:color w:val="23252C"/>
+        </w:rPr>
+        <w:t>来源差异被产品刻意抹平，用户的注意力只需要花在"这份内容对我有什么用"。</w:t>
       </w:r>
     </w:p>
     <w:p>
       <w:pPr>
-        <w:pStyle w:val="Heading2"/>
+        <w:spacing w:after="160"/>
+        <w:jc w:val="left"/>
       </w:pPr>
       <w:r>
         <w:rPr>
-          <w:b w:val="0"/>
-          <w:color w:val="3F52D6"/>
+          <w:b/>
+          <w:color w:val="23252C"/>
         </w:rPr>
-        <w:t>3. 网页正文抽取</w:t>
+        <w:t>③ 出口不只是"在应用里看"。</w:t>
       </w:r>
     </w:p>
     <w:p>
@@ -852,45 +392,33 @@
         <w:rPr>
           <w:b w:val="0"/>
         </w:rPr>
-        <w:t>trafilatura + BeautifulSoup/lxml 在自有服务器上直接抓取并抽取正文，</w:t>
+        <w:t>笔记最有价值的时刻往往不在屏幕里。所以除了搜索、分类、置顶，我们做了一条很少见的路：</w:t>
       </w:r>
       <w:r>
         <w:rPr>
           <w:b/>
           <w:color w:val="23252C"/>
         </w:rPr>
-        <w:t>不经过任何第三方解析服务或短链服务</w:t>
+        <w:t>把一条笔记生成一张按内容自动排高的卡片图</w:t>
       </w:r>
       <w:r>
         <w:rPr>
           <w:b w:val="0"/>
         </w:rPr>
-        <w:t>。需要登录、有付费墙或屏蔽抓取的页面会直接告诉用户失败，</w:t>
+        <w:t>，插进任意一篇文章当配图，日后从那张图就能调回来看；也可以离线打印出来，贴在纸质手账、攻略本、笔记本上。数字记录的终点，是它被翻到那次是不是方便。</w:t>
       </w:r>
+    </w:p>
+    <w:p>
+      <w:pPr>
+        <w:spacing w:after="160"/>
+        <w:jc w:val="left"/>
+      </w:pPr>
       <w:r>
         <w:rPr>
           <w:b/>
           <w:color w:val="23252C"/>
         </w:rPr>
-        <w:t>不会塞半条空笔记进列表</w:t>
-      </w:r>
-      <w:r>
-        <w:rPr>
-          <w:b w:val="0"/>
-        </w:rPr>
-        <w:t>——"看起来成功了但内容是空的"是最糟糕的失败形态。</w:t>
-      </w:r>
-    </w:p>
-    <w:p>
-      <w:pPr>
-        <w:pStyle w:val="Heading2"/>
-      </w:pPr>
-      <w:r>
-        <w:rPr>
-          <w:b w:val="0"/>
-          <w:color w:val="3F52D6"/>
-        </w:rPr>
-        <w:t>4. 多来源，统一成一种知识表示</w:t>
+        <w:t>④ 克制：界面不许诺服务端还没做的事。</w:t>
       </w:r>
     </w:p>
     <w:p>
@@ -902,32 +430,20 @@
         <w:rPr>
           <w:b w:val="0"/>
         </w:rPr>
-        <w:t>链接和截图的入口形态完全不同，但它们最后进的是</w:t>
+        <w:t>计划中的额度限制和邀请奖励还没实现，所以界面上到今天都没有出现过"100 篇""分享得额度"这类数字；隐私条款里每一句承诺（截图只在内存、不落盘、无埋点）都是逐条对着代码核对后才写上去的；HEIC 不支持、经微信转发的图会丢拍摄参数、部分海外站点抓取不稳定，这些边界也如实写在界面里。</w:t>
       </w:r>
       <w:r>
         <w:rPr>
           <w:b/>
           <w:color w:val="23252C"/>
         </w:rPr>
-        <w:t>同一个四字段结构</w:t>
+        <w:t>"看起来成功了但内容是空的"是最糟糕的失败形态</w:t>
       </w:r>
       <w:r>
         <w:rPr>
           <w:b w:val="0"/>
         </w:rPr>
-        <w:t>。所以搜索、分类、标签、置顶、卡片图这些能力对所有来源一视同仁，用户不需要为不同来源维护不同习惯。搜索同时命中标题、摘要、正文和抓下来的原文四列——在 200 条笔记里找一个词，不需要你记得当初给它打过什么标签。</w:t>
-      </w:r>
-    </w:p>
-    <w:p>
-      <w:pPr>
-        <w:pStyle w:val="Heading2"/>
-      </w:pPr>
-      <w:r>
-        <w:rPr>
-          <w:b w:val="0"/>
-          <w:color w:val="3F52D6"/>
-        </w:rPr>
-        <w:t>5. AI 也用在研发过程本身</w:t>
+        <w:t>，所以链接抓不到正文时我们直接报错，不会塞半条空笔记进列表。</w:t>
       </w:r>
     </w:p>
     <w:p>
@@ -939,86 +455,14 @@
         <w:rPr>
           <w:b w:val="0"/>
         </w:rPr>
-        <w:t>这个项目 6 天完成，靠的不只是写代码，而是</w:t>
+        <w:t>这四个选择定了之后，剩下的问题只有一个：</w:t>
       </w:r>
       <w:r>
         <w:rPr>
           <w:b/>
           <w:color w:val="23252C"/>
         </w:rPr>
-        <w:t>让界面自己证明自己对</w:t>
-      </w:r>
-      <w:r>
-        <w:rPr>
-          <w:b w:val="0"/>
-        </w:rPr>
-        <w:t>：</w:t>
-      </w:r>
-    </w:p>
-    <w:p>
-      <w:pPr>
-        <w:pStyle w:val="ListBullet"/>
-      </w:pPr>
-      <w:r>
-        <w:rPr>
-          <w:b w:val="0"/>
-        </w:rPr>
-        <w:t>用自动化框架驱动微信开发者工具的模拟器，真点按钮、真输文字、真截图、真量控件尺寸，</w:t>
-      </w:r>
-      <w:r>
-        <w:rPr>
-          <w:b/>
-          <w:color w:val="23252C"/>
-        </w:rPr>
-        <w:t>55 条界面断言</w:t>
-      </w:r>
-      <w:r>
-        <w:rPr>
-          <w:b w:val="0"/>
-        </w:rPr>
-        <w:t xml:space="preserve">在每一次交付前跑一遍；后端 </w:t>
-      </w:r>
-      <w:r>
-        <w:rPr>
-          <w:b/>
-          <w:color w:val="23252C"/>
-        </w:rPr>
-        <w:t>87 条 pytest 用例</w:t>
-      </w:r>
-      <w:r>
-        <w:rPr>
-          <w:b w:val="0"/>
-        </w:rPr>
-        <w:t>。</w:t>
-      </w:r>
-    </w:p>
-    <w:p>
-      <w:pPr>
-        <w:pStyle w:val="ListBullet"/>
-      </w:pPr>
-      <w:r>
-        <w:rPr>
-          <w:b w:val="0"/>
-        </w:rPr>
-        <w:t>断言要落在独立事实上。海报"按内容定高"这类改动，量的是导出的成品 PNG（逐行扫描最长连续空白），而不是回读画布尺寸——画布尺寸和页面里那个数出自同一份计算，拿它验自己永远是对的。</w:t>
-      </w:r>
-    </w:p>
-    <w:p>
-      <w:pPr>
-        <w:pStyle w:val="ListBullet"/>
-      </w:pPr>
-      <w:r>
-        <w:rPr>
-          <w:b w:val="0"/>
-        </w:rPr>
-        <w:t>有一次真机报"选完照片没反应"，而 18 张状态截图 + 13 条真点断言全绿。根因是模拟器的选图替身不会补发 onShow，而真机从相册返回时一定会补发一次，页面里"每次显示都重置草稿"把刚选好的图清空了。从此自证流程里多了一条：</w:t>
-      </w:r>
-      <w:r>
-        <w:rPr>
-          <w:b/>
-          <w:color w:val="23252C"/>
-        </w:rPr>
-        <w:t>凡是调起相机、相册、支付这类系统能力，必须手动补一刀 onShow。</w:t>
+        <w:t>这套东西要拿什么搭出来？</w:t>
       </w:r>
     </w:p>
     <w:p>
@@ -1042,7 +486,165 @@
           <w:b w:val="0"/>
           <w:color w:val="3F52D6"/>
         </w:rPr>
-        <w:t>四、满足了哪些场景</w:t>
+        <w:t>三、技术架构：一层免费的 AI 底座，一层开源的确定性能力</w:t>
+      </w:r>
+    </w:p>
+    <w:p>
+      <w:pPr>
+        <w:pStyle w:val="Heading2"/>
+      </w:pPr>
+      <w:r>
+        <w:rPr>
+          <w:b w:val="0"/>
+          <w:color w:val="3F52D6"/>
+        </w:rPr>
+        <w:t>3.1 整体分层</w:t>
+      </w:r>
+    </w:p>
+    <w:p>
+      <w:pPr>
+        <w:spacing w:after="0" w:before="0"/>
+        <w:ind w:left="280"/>
+      </w:pPr>
+      <w:r>
+        <w:rPr>
+          <w:rFonts w:ascii="Menlo" w:hAnsi="Menlo"/>
+          <w:color w:val="5C6068"/>
+          <w:sz w:val="17"/>
+        </w:rPr>
+        <w:t>微信小程序（原生框架 · WXML/WXSS · Canvas 2D · 自定义 TabBar）</w:t>
+      </w:r>
+    </w:p>
+    <w:p>
+      <w:pPr>
+        <w:spacing w:after="0" w:before="0"/>
+        <w:ind w:left="280"/>
+      </w:pPr>
+      <w:r>
+        <w:rPr>
+          <w:rFonts w:ascii="Menlo" w:hAnsi="Menlo"/>
+          <w:color w:val="5C6068"/>
+          <w:sz w:val="17"/>
+        </w:rPr>
+        <w:t xml:space="preserve">        │  HTTPS + JWT（服务端签发，OpenID 永不下发客户端）</w:t>
+      </w:r>
+    </w:p>
+    <w:p>
+      <w:pPr>
+        <w:spacing w:after="0" w:before="0"/>
+        <w:ind w:left="280"/>
+      </w:pPr>
+      <w:r>
+        <w:rPr>
+          <w:rFonts w:ascii="Menlo" w:hAnsi="Menlo"/>
+          <w:color w:val="5C6068"/>
+          <w:sz w:val="17"/>
+        </w:rPr>
+        <w:t>自建后端（FastAPI + SQLAlchemy + Pydantic v2 · 单机部署）</w:t>
+      </w:r>
+    </w:p>
+    <w:p>
+      <w:pPr>
+        <w:spacing w:after="0" w:before="0"/>
+        <w:ind w:left="280"/>
+      </w:pPr>
+      <w:r>
+        <w:rPr>
+          <w:rFonts w:ascii="Menlo" w:hAnsi="Menlo"/>
+          <w:color w:val="5C6068"/>
+          <w:sz w:val="17"/>
+        </w:rPr>
+        <w:t xml:space="preserve">        ├── 视觉线：RapidOCR（PP-OCR 三模型 · ONNXRuntime 纯 CPU）</w:t>
+      </w:r>
+    </w:p>
+    <w:p>
+      <w:pPr>
+        <w:spacing w:after="0" w:before="0"/>
+        <w:ind w:left="280"/>
+      </w:pPr>
+      <w:r>
+        <w:rPr>
+          <w:rFonts w:ascii="Menlo" w:hAnsi="Menlo"/>
+          <w:color w:val="5C6068"/>
+          <w:sz w:val="17"/>
+        </w:rPr>
+        <w:t xml:space="preserve">        ├── 网页线：trafilatura + BeautifulSoup（自有服务器直抓，不经第三方）</w:t>
+      </w:r>
+    </w:p>
+    <w:p>
+      <w:pPr>
+        <w:spacing w:after="0" w:before="0"/>
+        <w:ind w:left="280"/>
+      </w:pPr>
+      <w:r>
+        <w:rPr>
+          <w:rFonts w:ascii="Menlo" w:hAnsi="Menlo"/>
+          <w:color w:val="5C6068"/>
+          <w:sz w:val="17"/>
+        </w:rPr>
+        <w:t xml:space="preserve">        └── 语义线：微信云开发 AI 资源 → 云函数内 cloud.ai() → 混元 hy3-preview</w:t>
+      </w:r>
+    </w:p>
+    <w:p>
+      <w:pPr>
+        <w:spacing w:after="160"/>
+        <w:jc w:val="left"/>
+      </w:pPr>
+      <w:r>
+        <w:rPr>
+          <w:b w:val="0"/>
+        </w:rPr>
+        <w:t>三条链路各自解决一件事：</w:t>
+      </w:r>
+      <w:r>
+        <w:rPr>
+          <w:b/>
+          <w:color w:val="23252C"/>
+        </w:rPr>
+        <w:t>把内容取回来、把图片变成文字、把文字炼成结构</w:t>
+      </w:r>
+      <w:r>
+        <w:rPr>
+          <w:b w:val="0"/>
+        </w:rPr>
+        <w:t>。设计上有一条硬规矩——</w:t>
+      </w:r>
+      <w:r>
+        <w:rPr>
+          <w:b/>
+          <w:color w:val="23252C"/>
+        </w:rPr>
+        <w:t>语义线只能被异步任务调用，不被任何同步接口调用</w:t>
+      </w:r>
+      <w:r>
+        <w:rPr>
+          <w:b w:val="0"/>
+        </w:rPr>
+        <w:t>，因为它最慢也最不确定；它挂了就降级存原文，绝不让一次采集整体失败。</w:t>
+      </w:r>
+    </w:p>
+    <w:p>
+      <w:pPr>
+        <w:pStyle w:val="Heading2"/>
+      </w:pPr>
+      <w:r>
+        <w:rPr>
+          <w:b w:val="0"/>
+          <w:color w:val="3F52D6"/>
+        </w:rPr>
+        <w:t>3.2 重点：微信免费提供的 AI 能力，把最大的那块成本消掉了</w:t>
+      </w:r>
+    </w:p>
+    <w:p>
+      <w:pPr>
+        <w:spacing w:after="160"/>
+        <w:jc w:val="left"/>
+      </w:pPr>
+      <w:r>
+        <w:rPr>
+          <w:b w:val="0"/>
+        </w:rPr>
+        <w:t>一个个人开发者做"AI 应用"，最先撞上的墙是模型：调第三方大模型要信用卡、要按 token 付钱、要担心被刷爆；自建推理更是想都不用想。这个项目之所以能成立，是因为微信把这道门拆掉了。</w:t>
       </w:r>
     </w:p>
     <w:p>
@@ -1055,13 +657,32 @@
           <w:b/>
           <w:color w:val="23252C"/>
         </w:rPr>
-        <w:t>学习资料积累</w:t>
+        <w:t>（1）模型入口是内建的，不需要任何外部凭据。</w:t>
+      </w:r>
+    </w:p>
+    <w:p>
+      <w:pPr>
+        <w:spacing w:after="160"/>
+        <w:jc w:val="left"/>
+      </w:pPr>
+      <w:r>
+        <w:rPr>
+          <w:b w:val="0"/>
+        </w:rPr>
+        <w:t>微信云开发提供 cloud.ai() 这一层统一调用入口，在云函数内部直接可用：</w:t>
+      </w:r>
+      <w:r>
+        <w:rPr>
+          <w:b/>
+          <w:color w:val="23252C"/>
+        </w:rPr>
+        <w:t>不需要申请第三方 API Key、不需要自建公网出口、不需要维护推理服务，也不需要处理模型侧的鉴权与限流细节</w:t>
       </w:r>
       <w:r>
         <w:rPr>
           <w:b w:val="0"/>
         </w:rPr>
-        <w:t>——课程文章链接、板书和 PPT 截图，变成带要点的笔记，复习时搜一个词就能定位，而不是在相册里翻四十张图。</w:t>
+        <w:t>。对开发者来说，"接一个大模型"退化成了在云函数里写一次 generateText。</w:t>
       </w:r>
     </w:p>
     <w:p>
@@ -1074,13 +695,125 @@
           <w:b/>
           <w:color w:val="23252C"/>
         </w:rPr>
-        <w:t>工作信息整理</w:t>
+        <w:t>（2）额度是真实免费的，而且我把它跑成了实测结论。</w:t>
+      </w:r>
+    </w:p>
+    <w:p>
+      <w:pPr>
+        <w:spacing w:after="160"/>
+        <w:jc w:val="left"/>
+      </w:pPr>
+      <w:r>
+        <w:rPr>
+          <w:b w:val="0"/>
+        </w:rPr>
+        <w:t xml:space="preserve">微信"成长计划"给到 </w:t>
+      </w:r>
+      <w:r>
+        <w:rPr>
+          <w:b/>
+          <w:color w:val="23252C"/>
+        </w:rPr>
+        <w:t>10 亿 Token 的免费额度</w:t>
       </w:r>
       <w:r>
         <w:rPr>
           <w:b w:val="0"/>
         </w:rPr>
-        <w:t>——行业动态、竞品页、群里丢来的报告截图，十几秒后已经是摘要加标签的形态，会后翻一眼就够，不必重读原文。</w:t>
+        <w:t>。真正有价值的不是这个数字，而是它能不能被用上——这里有一个只有实测才能拿到的结论：</w:t>
+      </w:r>
+    </w:p>
+    <w:p>
+      <w:pPr>
+        <w:pStyle w:val="ListBullet"/>
+      </w:pPr>
+      <w:r>
+        <w:rPr>
+          <w:b w:val="0"/>
+        </w:rPr>
+        <w:t>控制台里带"免费额度"标记的 hy3，一律在 0.68 秒内抛 AI_MODEL_NOT_ENABLED，要求先把环境切换为"资源点"套餐，而</w:t>
+      </w:r>
+      <w:r>
+        <w:rPr>
+          <w:b/>
+          <w:color w:val="23252C"/>
+        </w:rPr>
+        <w:t>那个切换在页面上写明不可回退</w:t>
+      </w:r>
+      <w:r>
+        <w:rPr>
+          <w:b w:val="0"/>
+        </w:rPr>
+        <w:t>；</w:t>
+      </w:r>
+    </w:p>
+    <w:p>
+      <w:pPr>
+        <w:pStyle w:val="ListBullet"/>
+      </w:pPr>
+      <w:r>
+        <w:rPr>
+          <w:b w:val="0"/>
+        </w:rPr>
+        <w:t>换成 hy3-preview 之后，</w:t>
+      </w:r>
+      <w:r>
+        <w:rPr>
+          <w:b/>
+          <w:color w:val="23252C"/>
+        </w:rPr>
+        <w:t>不切换任何计费形态，调用正常返回，并且免费额度被真实抵扣</w:t>
+      </w:r>
+      <w:r>
+        <w:rPr>
+          <w:b w:val="0"/>
+        </w:rPr>
+        <w:t>。</w:t>
+      </w:r>
+    </w:p>
+    <w:p>
+      <w:pPr>
+        <w:spacing w:after="160"/>
+        <w:jc w:val="left"/>
+      </w:pPr>
+      <w:r>
+        <w:rPr>
+          <w:b w:val="0"/>
+        </w:rPr>
+        <w:t>现网四十余次真实调用的账单读数：</w:t>
+      </w:r>
+      <w:r>
+        <w:rPr>
+          <w:b/>
+          <w:color w:val="23252C"/>
+        </w:rPr>
+        <w:t>已用 76,248 / 10 亿 Token，而云开发套餐侧的调用次数与计算资源读数同时为 0</w:t>
+      </w:r>
+      <w:r>
+        <w:rPr>
+          <w:b w:val="0"/>
+        </w:rPr>
+        <w:t>。单次提炼折算约 1,900 Token——也就是说，</w:t>
+      </w:r>
+      <w:r>
+        <w:rPr>
+          <w:b/>
+          <w:color w:val="23252C"/>
+        </w:rPr>
+        <w:t>10 亿额度够五十万次量级的提炼，而有效期之内我们用不完</w:t>
+      </w:r>
+      <w:r>
+        <w:rPr>
+          <w:b w:val="0"/>
+        </w:rPr>
+        <w:t>。把一句话摊开写：</w:t>
+      </w:r>
+      <w:r>
+        <w:rPr>
+          <w:b/>
+          <w:color w:val="23252C"/>
+        </w:rPr>
+        <w:t>"读懂一篇长文并整理成结构化笔记"这件事，在这个产品里的边际成本是 0 元。</w:t>
       </w:r>
     </w:p>
     <w:p>
@@ -1093,13 +826,32 @@
           <w:b/>
           <w:color w:val="23252C"/>
         </w:rPr>
-        <w:t>创作灵感收集</w:t>
+        <w:t>（3）长调用的通道是自己趟出来的。</w:t>
+      </w:r>
+    </w:p>
+    <w:p>
+      <w:pPr>
+        <w:spacing w:after="160"/>
+        <w:jc w:val="left"/>
+      </w:pPr>
+      <w:r>
+        <w:rPr>
+          <w:b w:val="0"/>
+        </w:rPr>
+        <w:t>模型一次 1.27–2.87 秒，但整条采集链路（抓取 + 识别 + 提炼）会超过云函数默认 3 秒的超时。做法是把云函数超时抬到 60 秒，并通过 HTTP 触发网关 + 服务端长期 API Key 建立一条"长调用通道"，让自建后端能安全地把一次提炼丢给云函数，同时保证</w:t>
+      </w:r>
+      <w:r>
+        <w:rPr>
+          <w:b/>
+          <w:color w:val="23252C"/>
+        </w:rPr>
+        <w:t>凭据只出现在服务端配置文件里，不进代码仓库、不进客户端</w:t>
       </w:r>
       <w:r>
         <w:rPr>
           <w:b w:val="0"/>
         </w:rPr>
-        <w:t>——值得借鉴的选题和表达，随手一条链接进来，标签自动带上，攒成自己的素材库。</w:t>
+        <w:t>。</w:t>
       </w:r>
     </w:p>
     <w:p>
@@ -1112,26 +864,73 @@
           <w:b/>
           <w:color w:val="23252C"/>
         </w:rPr>
-        <w:t>日常兴趣记录</w:t>
+        <w:t>（4）AI 的输出被关进了一份契约。</w:t>
+      </w:r>
+    </w:p>
+    <w:p>
+      <w:pPr>
+        <w:spacing w:after="160"/>
+        <w:jc w:val="left"/>
+      </w:pPr>
+      <w:r>
+        <w:rPr>
+          <w:b w:val="0"/>
+        </w:rPr>
+        <w:t>模型会超时、会被限流、会吐出不合法的内容，所以接口层被设计成"文本进 → 四个字段严格 JSON 出"：title / summary（2–3 句）/ key_points（3–8 条，每条一句话）/ tags（3–6 个短词），temperature 0.3，输入截断 12,000 字。三个细节值得单说：</w:t>
+      </w:r>
+    </w:p>
+    <w:p>
+      <w:pPr>
+        <w:pStyle w:val="ListBullet"/>
+      </w:pPr>
+      <w:r>
+        <w:rPr>
+          <w:b/>
+          <w:color w:val="23252C"/>
+        </w:rPr>
+        <w:t>提示词全仓库只留一份</w:t>
       </w:r>
       <w:r>
         <w:rPr>
           <w:b w:val="0"/>
         </w:rPr>
-        <w:t>——旅行攻略、菜谱、书单。这也是我们最喜欢的一条用法：</w:t>
+        <w:t>，由调用方持有并传入云函数。留第二份在云函数里，改一处忘一处，线上就会出现"后端以为换了 prompt、模型其实没换"。</w:t>
       </w:r>
+    </w:p>
+    <w:p>
+      <w:pPr>
+        <w:pStyle w:val="ListBullet"/>
+      </w:pPr>
       <w:r>
         <w:rPr>
           <w:b/>
           <w:color w:val="23252C"/>
         </w:rPr>
-        <w:t>把一条笔记生成一张按内容排高的卡片图，打印出来贴在纸质手账或攻略本上，或者插进任意一篇文章里当配图，日后从那张图就能调回来看。</w:t>
+        <w:t>可重试性由云函数显式带出来</w:t>
       </w:r>
       <w:r>
         <w:rPr>
           <w:b w:val="0"/>
         </w:rPr>
-        <w:t xml:space="preserve"> 数字笔记最有价值的时刻，往往是它离线之后的那次被翻到。</w:t>
+        <w:t>。实测空闲之后的第一次调用必吃一个 429、紧接着的几次全好；后端最初把所有错误一律当不可重试直接降级，结果每条空闲后的第一条笔记会静默丢掉摘要。现在 429/5xx 走指数退避重试，其余 4xx 直接降级，不浪费时间。</w:t>
+      </w:r>
+    </w:p>
+    <w:p>
+      <w:pPr>
+        <w:pStyle w:val="ListBullet"/>
+      </w:pPr>
+      <w:r>
+        <w:rPr>
+          <w:b/>
+          <w:color w:val="23252C"/>
+        </w:rPr>
+        <w:t>降级态是一个可区分的状态，不是一个失败</w:t>
+      </w:r>
+      <w:r>
+        <w:rPr>
+          <w:b w:val="0"/>
+        </w:rPr>
+        <w:t>。提炼不可用时保存原文并标记 degraded——"采集失败"和"只是没提炼"是两件事，界面上也绝不会写"已为你生成摘要"。</w:t>
       </w:r>
     </w:p>
     <w:p>
@@ -1144,13 +943,7 @@
           <w:b/>
           <w:color w:val="23252C"/>
         </w:rPr>
-        <w:t>微信内的零切换</w:t>
-      </w:r>
-      <w:r>
-        <w:rPr>
-          <w:b w:val="0"/>
-        </w:rPr>
-        <w:t>——内容本来就发生在微信里。复制链接、截一张图，三秒后笔记已在库里，不需要切换应用、不需要"稍后再整理"。</w:t>
+        <w:t>（5）顺带被免费的还有另一件事。</w:t>
       </w:r>
     </w:p>
     <w:p>
@@ -1162,44 +955,95 @@
         <w:rPr>
           <w:b w:val="0"/>
         </w:rPr>
-        <w:t>也如实写清楚</w:t>
+        <w:t>笔记卡片图上那个可扫的小程序码，用的是微信原生能力（getwxacodeunlimit），access_token 在服务端缓存复用；图片识别出的内容要回流给用户，也不需要做 App 分发。</w:t>
       </w:r>
       <w:r>
         <w:rPr>
           <w:b/>
           <w:color w:val="23252C"/>
         </w:rPr>
-        <w:t>不满足的</w:t>
-      </w:r>
-      <w:r>
-        <w:rPr>
-          <w:b w:val="0"/>
-        </w:rPr>
-        <w:t>：iPhone 默认的 HEIC 需要先改成"兼容性最好"；经微信转发的图片会丢拍摄参数，这类图只认画面里的字；部分海外站点抓取不稳定。边界写清楚，比把功能说满更经得起追问。</w:t>
+        <w:t>从模型到分发，微信把个人开发者最缺的两样东西——算力和流量入口——都提供了免费版本。</w:t>
       </w:r>
     </w:p>
     <w:p>
       <w:pPr>
-        <w:spacing w:before="80" w:after="200"/>
-      </w:pPr>
-      <w:r>
-        <w:rPr>
-          <w:b w:val="0"/>
-          <w:color w:val="D8D5CB"/>
-        </w:rPr>
-        <w:t>＿＿＿＿＿＿＿＿＿＿＿＿＿＿＿＿＿＿＿＿＿＿</w:t>
-      </w:r>
-    </w:p>
-    <w:p>
-      <w:pPr>
-        <w:pStyle w:val="Heading1"/>
+        <w:pStyle w:val="Heading2"/>
       </w:pPr>
       <w:r>
         <w:rPr>
           <w:b w:val="0"/>
           <w:color w:val="3F52D6"/>
         </w:rPr>
-        <w:t>五、实践过程：六天，124 次提交</w:t>
+        <w:t>3.3 开源补齐的另一半：模型做不了的那件事</w:t>
+      </w:r>
+    </w:p>
+    <w:p>
+      <w:pPr>
+        <w:spacing w:after="160"/>
+        <w:jc w:val="left"/>
+      </w:pPr>
+      <w:r>
+        <w:rPr>
+          <w:b w:val="0"/>
+        </w:rPr>
+        <w:t>大模型擅长理解，但它不负责"把图片里的字认出来"。而截图恰恰是这个产品最重要的输入之一。这里必须自建，原因有三层：个人主体拿不到微信官方 OCR 接口；大模型 token 做不了 OCR；以及最关键的——</w:t>
+      </w:r>
+      <w:r>
+        <w:rPr>
+          <w:b/>
+          <w:color w:val="23252C"/>
+        </w:rPr>
+        <w:t>用户交给我们的是相册里的图片，它不应该再流经任何第三方。</w:t>
+      </w:r>
+    </w:p>
+    <w:p>
+      <w:pPr>
+        <w:spacing w:after="160"/>
+        <w:jc w:val="left"/>
+      </w:pPr>
+      <w:r>
+        <w:rPr>
+          <w:b w:val="0"/>
+        </w:rPr>
+        <w:t xml:space="preserve">选型落在 </w:t>
+      </w:r>
+      <w:r>
+        <w:rPr>
+          <w:b/>
+          <w:color w:val="23252C"/>
+        </w:rPr>
+        <w:t>RapidOCR（PP-OCR 系：文本检测 + 方向分类 + 序列识别三模型）+ ONNXRuntime 纯 CPU 推理</w:t>
+      </w:r>
+      <w:r>
+        <w:rPr>
+          <w:b w:val="0"/>
+        </w:rPr>
+        <w:t>：模型随包分发、</w:t>
+      </w:r>
+      <w:r>
+        <w:rPr>
+          <w:b/>
+          <w:color w:val="23252C"/>
+        </w:rPr>
+        <w:t>零密钥、零按次费用、图片不出自己的进程</w:t>
+      </w:r>
+      <w:r>
+        <w:rPr>
+          <w:b w:val="0"/>
+        </w:rPr>
+        <w:t>，加载后常驻内存约 160MB，一台 3.7GB 的单机就跑得起来。</w:t>
+      </w:r>
+    </w:p>
+    <w:p>
+      <w:pPr>
+        <w:spacing w:after="160"/>
+        <w:jc w:val="left"/>
+      </w:pPr>
+      <w:r>
+        <w:rPr>
+          <w:b w:val="0"/>
+        </w:rPr>
+        <w:t>但"能跑"和"能在生产上跑不死"之间，隔着三道用实测换来的闸门：</w:t>
       </w:r>
     </w:p>
     <w:tbl>
@@ -1229,7 +1073,1246 @@
                 <w:b/>
                 <w:sz w:val="19"/>
               </w:rPr>
-              <w:t>日期</w:t>
+              <w:t>闸门</w:t>
+            </w:r>
+          </w:p>
+        </w:tc>
+        <w:tc>
+          <w:tcPr>
+            <w:tcW w:type="dxa" w:w="4320"/>
+          </w:tcPr>
+          <w:p>
+            <w:r>
+              <w:rPr>
+                <w:b/>
+                <w:sz w:val="19"/>
+              </w:rPr>
+            </w:r>
+            <w:r>
+              <w:rPr>
+                <w:b/>
+                <w:sz w:val="19"/>
+              </w:rPr>
+              <w:t>实测依据</w:t>
+            </w:r>
+          </w:p>
+        </w:tc>
+      </w:tr>
+      <w:tr>
+        <w:tc>
+          <w:tcPr>
+            <w:tcW w:type="dxa" w:w="4320"/>
+          </w:tcPr>
+          <w:p>
+            <w:r>
+              <w:rPr>
+                <w:sz w:val="19"/>
+              </w:rPr>
+            </w:r>
+            <w:r>
+              <w:rPr>
+                <w:b w:val="0"/>
+                <w:sz w:val="19"/>
+              </w:rPr>
+              <w:t>识别前缩放到长边 ≤1600px</w:t>
+            </w:r>
+          </w:p>
+        </w:tc>
+        <w:tc>
+          <w:tcPr>
+            <w:tcW w:type="dxa" w:w="4320"/>
+          </w:tcPr>
+          <w:p>
+            <w:r>
+              <w:rPr>
+                <w:sz w:val="19"/>
+              </w:rPr>
+            </w:r>
+            <w:r>
+              <w:rPr>
+                <w:b w:val="0"/>
+                <w:sz w:val="19"/>
+              </w:rPr>
+              <w:t xml:space="preserve">同一张 3420×2214 长图：不缩放进程峰值内存 </w:t>
+            </w:r>
+            <w:r>
+              <w:rPr>
+                <w:b/>
+                <w:color w:val="23252C"/>
+                <w:sz w:val="19"/>
+              </w:rPr>
+              <w:t>1,076.6MB</w:t>
+            </w:r>
+            <w:r>
+              <w:rPr>
+                <w:b w:val="0"/>
+                <w:sz w:val="19"/>
+              </w:rPr>
+              <w:t xml:space="preserve">，缩放后 </w:t>
+            </w:r>
+            <w:r>
+              <w:rPr>
+                <w:b/>
+                <w:color w:val="23252C"/>
+                <w:sz w:val="19"/>
+              </w:rPr>
+              <w:t>666.6MB</w:t>
+            </w:r>
+            <w:r>
+              <w:rPr>
+                <w:b w:val="0"/>
+                <w:sz w:val="19"/>
+              </w:rPr>
+              <w:t xml:space="preserve">，而识别出的字符数从 294 </w:t>
+            </w:r>
+            <w:r>
+              <w:rPr>
+                <w:b/>
+                <w:color w:val="23252C"/>
+                <w:sz w:val="19"/>
+              </w:rPr>
+              <w:t>升到</w:t>
+            </w:r>
+            <w:r>
+              <w:rPr>
+                <w:b w:val="0"/>
+                <w:sz w:val="19"/>
+              </w:rPr>
+              <w:t xml:space="preserve"> 301——缩放没有丢信息</w:t>
+            </w:r>
+          </w:p>
+        </w:tc>
+      </w:tr>
+      <w:tr>
+        <w:tc>
+          <w:tcPr>
+            <w:tcW w:type="dxa" w:w="4320"/>
+          </w:tcPr>
+          <w:p>
+            <w:r>
+              <w:rPr>
+                <w:sz w:val="19"/>
+              </w:rPr>
+            </w:r>
+            <w:r>
+              <w:rPr>
+                <w:b w:val="0"/>
+                <w:sz w:val="19"/>
+              </w:rPr>
+              <w:t>缩放之前先按像素数拒图（上限 4,000 万像素）</w:t>
+            </w:r>
+          </w:p>
+        </w:tc>
+        <w:tc>
+          <w:tcPr>
+            <w:tcW w:type="dxa" w:w="4320"/>
+          </w:tcPr>
+          <w:p>
+            <w:r>
+              <w:rPr>
+                <w:sz w:val="19"/>
+              </w:rPr>
+            </w:r>
+            <w:r>
+              <w:rPr>
+                <w:b w:val="0"/>
+                <w:sz w:val="19"/>
+              </w:rPr>
+              <w:t xml:space="preserve">缩放要先解码，所以"单张不超过 10MB"挡不住一张 </w:t>
+            </w:r>
+            <w:r>
+              <w:rPr>
+                <w:b/>
+                <w:color w:val="23252C"/>
+                <w:sz w:val="19"/>
+              </w:rPr>
+              <w:t>0.43MB 的 1.44 亿像素</w:t>
+            </w:r>
+            <w:r>
+              <w:rPr>
+                <w:b w:val="0"/>
+                <w:sz w:val="19"/>
+              </w:rPr>
+              <w:t>纯色 PNG（实测吃掉 1,271MB）。现在拒图只花 0.015 秒</w:t>
+            </w:r>
+          </w:p>
+        </w:tc>
+      </w:tr>
+      <w:tr>
+        <w:tc>
+          <w:tcPr>
+            <w:tcW w:type="dxa" w:w="4320"/>
+          </w:tcPr>
+          <w:p>
+            <w:r>
+              <w:rPr>
+                <w:sz w:val="19"/>
+              </w:rPr>
+            </w:r>
+            <w:r>
+              <w:rPr>
+                <w:b w:val="0"/>
+                <w:sz w:val="19"/>
+              </w:rPr>
+              <w:t>按检测框坐标重排为视觉阅读顺序 + 剔除噪声行</w:t>
+            </w:r>
+          </w:p>
+        </w:tc>
+        <w:tc>
+          <w:tcPr>
+            <w:tcW w:type="dxa" w:w="4320"/>
+          </w:tcPr>
+          <w:p>
+            <w:r>
+              <w:rPr>
+                <w:sz w:val="19"/>
+              </w:rPr>
+            </w:r>
+            <w:r>
+              <w:rPr>
+                <w:b w:val="0"/>
+                <w:sz w:val="19"/>
+              </w:rPr>
+              <w:t>开源 OCR 默认按检测顺序输出，长截图会乱序；工具栏图标被认成"AB X""κ7"这类不含中文的极短行，一律丢弃</w:t>
+            </w:r>
+          </w:p>
+        </w:tc>
+      </w:tr>
+    </w:tbl>
+    <w:p/>
+    <w:p>
+      <w:pPr>
+        <w:spacing w:after="160"/>
+        <w:jc w:val="left"/>
+      </w:pPr>
+      <w:r>
+        <w:rPr>
+          <w:b w:val="0"/>
+        </w:rPr>
+        <w:t>生产机上的端到端读数：一张 1170×3200 的真实中文长截图，</w:t>
+      </w:r>
+      <w:r>
+        <w:rPr>
+          <w:b/>
+          <w:color w:val="23252C"/>
+        </w:rPr>
+        <w:t>从提交到笔记出现在列表 4.0 秒</w:t>
+      </w:r>
+      <w:r>
+        <w:rPr>
+          <w:b w:val="0"/>
+        </w:rPr>
+        <w:t xml:space="preserve">，worker 进程组按 0.15 秒轮询采到的 cgroup 内存峰值 </w:t>
+      </w:r>
+      <w:r>
+        <w:rPr>
+          <w:b/>
+          <w:color w:val="23252C"/>
+        </w:rPr>
+        <w:t>465.6MB</w:t>
+      </w:r>
+      <w:r>
+        <w:rPr>
+          <w:b w:val="0"/>
+        </w:rPr>
+        <w:t>（当时机器可用 1,959MB）。多图批次只在进程内存里暂存，30 分钟未提交自动作废，</w:t>
+      </w:r>
+      <w:r>
+        <w:rPr>
+          <w:b/>
+          <w:color w:val="23252C"/>
+        </w:rPr>
+        <w:t>不落盘、不入数据库、没有对象存储</w:t>
+      </w:r>
+      <w:r>
+        <w:rPr>
+          <w:b w:val="0"/>
+        </w:rPr>
+        <w:t>。</w:t>
+      </w:r>
+    </w:p>
+    <w:p>
+      <w:pPr>
+        <w:spacing w:after="160"/>
+        <w:jc w:val="left"/>
+      </w:pPr>
+      <w:r>
+        <w:rPr>
+          <w:b w:val="0"/>
+        </w:rPr>
+        <w:t xml:space="preserve">至于链接那条路，用的是 </w:t>
+      </w:r>
+      <w:r>
+        <w:rPr>
+          <w:b/>
+          <w:color w:val="23252C"/>
+        </w:rPr>
+        <w:t>trafilatura + BeautifulSoup/lxml</w:t>
+      </w:r>
+      <w:r>
+        <w:rPr>
+          <w:b w:val="0"/>
+        </w:rPr>
+        <w:t xml:space="preserve"> 在自有服务器上直接抓正文，不经过任何第三方解析服务或短链服务。</w:t>
+      </w:r>
+    </w:p>
+    <w:p>
+      <w:pPr>
+        <w:pStyle w:val="Heading2"/>
+      </w:pPr>
+      <w:r>
+        <w:rPr>
+          <w:b w:val="0"/>
+          <w:color w:val="3F52D6"/>
+        </w:rPr>
+        <w:t>3.4 端侧也有自己的技术活</w:t>
+      </w:r>
+    </w:p>
+    <w:p>
+      <w:pPr>
+        <w:spacing w:after="160"/>
+        <w:jc w:val="left"/>
+      </w:pPr>
+      <w:r>
+        <w:rPr>
+          <w:b w:val="0"/>
+        </w:rPr>
+        <w:t>小程序不是后端的皮。有两件事只能在端上做，也值得写：</w:t>
+      </w:r>
+    </w:p>
+    <w:p>
+      <w:pPr>
+        <w:pStyle w:val="ListBullet"/>
+      </w:pPr>
+      <w:r>
+        <w:rPr>
+          <w:b/>
+          <w:color w:val="23252C"/>
+        </w:rPr>
+        <w:t>分享卡片图的高度由内容决定。</w:t>
+      </w:r>
+      <w:r>
+        <w:rPr>
+          <w:b w:val="0"/>
+        </w:rPr>
+        <w:t xml:space="preserve"> 画布高度依赖内容、而内容装不装得下又依赖高度，这是个环。做法是把"量"和"画"分成两趟：先测出各块行数算出卡片高度，再落笔。同一张短笔记，卡片从固定 1200 高降到 638，标签和小程序码之间那段五百多行的空白消失了。</w:t>
+      </w:r>
+    </w:p>
+    <w:p>
+      <w:pPr>
+        <w:pStyle w:val="ListBullet"/>
+      </w:pPr>
+      <w:r>
+        <w:rPr>
+          <w:b/>
+          <w:color w:val="23252C"/>
+        </w:rPr>
+        <w:t>设计令牌化，一套 UI 适配六套壁纸。</w:t>
+      </w:r>
+      <w:r>
+        <w:rPr>
+          <w:b w:val="0"/>
+        </w:rPr>
+        <w:t xml:space="preserve"> 颜色、间距、圆角、字阶全部收敛成三层令牌（原始值 → 语义值 → 组件值），唯一的色源是一份调色板模块；分类色按语义钉死，同一个功能在全应用只有一张脸。深色壁纸不需要重画一套界面，只需要换 chrome 层的那批变量。</w:t>
+      </w:r>
+    </w:p>
+    <w:p>
+      <w:pPr>
+        <w:pStyle w:val="Heading2"/>
+      </w:pPr>
+      <w:r>
+        <w:rPr>
+          <w:b w:val="0"/>
+          <w:color w:val="3F52D6"/>
+        </w:rPr>
+        <w:t>3.5 研发工具链：Qoder + Qwen + 小程序原生框架 + AI</w:t>
+      </w:r>
+    </w:p>
+    <w:p>
+      <w:pPr>
+        <w:spacing w:after="160"/>
+        <w:jc w:val="left"/>
+      </w:pPr>
+      <w:r>
+        <w:rPr>
+          <w:b w:val="0"/>
+        </w:rPr>
+        <w:t>这套交付能压到六天，还有一层原因：</w:t>
+      </w:r>
+      <w:r>
+        <w:rPr>
+          <w:b/>
+          <w:color w:val="23252C"/>
+        </w:rPr>
+        <w:t>AI 不只是产品里的一个能力，它同时是产品的生产工具。</w:t>
+      </w:r>
+    </w:p>
+    <w:p>
+      <w:pPr>
+        <w:spacing w:after="160"/>
+        <w:jc w:val="left"/>
+      </w:pPr>
+      <w:r>
+        <w:rPr>
+          <w:b w:val="0"/>
+        </w:rPr>
+        <w:t>整条研发链路建立在一个智能体编程环境（</w:t>
+      </w:r>
+      <w:r>
+        <w:rPr>
+          <w:b/>
+          <w:color w:val="23252C"/>
+        </w:rPr>
+        <w:t>Qoder</w:t>
+      </w:r>
+      <w:r>
+        <w:rPr>
+          <w:b w:val="0"/>
+        </w:rPr>
+        <w:t xml:space="preserve">）之上，推理底座使用 </w:t>
+      </w:r>
+      <w:r>
+        <w:rPr>
+          <w:b/>
+          <w:color w:val="23252C"/>
+        </w:rPr>
+        <w:t>Qwen 系列模型</w:t>
+      </w:r>
+      <w:r>
+        <w:rPr>
+          <w:b w:val="0"/>
+        </w:rPr>
+        <w:t>，交付运行时是</w:t>
+      </w:r>
+      <w:r>
+        <w:rPr>
+          <w:b/>
+          <w:color w:val="23252C"/>
+        </w:rPr>
+        <w:t>微信小程序原生框架</w:t>
+      </w:r>
+      <w:r>
+        <w:rPr>
+          <w:b w:val="0"/>
+        </w:rPr>
+        <w:t>，端云之间是自建后端与微信云开发。四者构成的不是"一个会写代码的插件"，而是一条可以自我验证的流水线：</w:t>
+      </w:r>
+    </w:p>
+    <w:tbl>
+      <w:tblPr>
+        <w:tblStyle w:val="LightGrid-Accent1"/>
+        <w:tblW w:type="auto" w:w="0"/>
+        <w:tblLook w:firstColumn="1" w:firstRow="1" w:lastColumn="0" w:lastRow="0" w:noHBand="0" w:noVBand="1" w:val="04A0"/>
+      </w:tblPr>
+      <w:tblGrid>
+        <w:gridCol w:w="2880"/>
+        <w:gridCol w:w="2880"/>
+        <w:gridCol w:w="2880"/>
+      </w:tblGrid>
+      <w:tr>
+        <w:tc>
+          <w:tcPr>
+            <w:tcW w:type="dxa" w:w="2880"/>
+          </w:tcPr>
+          <w:p>
+            <w:r>
+              <w:rPr>
+                <w:b/>
+                <w:sz w:val="19"/>
+              </w:rPr>
+            </w:r>
+            <w:r>
+              <w:rPr>
+                <w:b/>
+                <w:sz w:val="19"/>
+              </w:rPr>
+              <w:t>层</w:t>
+            </w:r>
+          </w:p>
+        </w:tc>
+        <w:tc>
+          <w:tcPr>
+            <w:tcW w:type="dxa" w:w="2880"/>
+          </w:tcPr>
+          <w:p>
+            <w:r>
+              <w:rPr>
+                <w:b/>
+                <w:sz w:val="19"/>
+              </w:rPr>
+            </w:r>
+            <w:r>
+              <w:rPr>
+                <w:b/>
+                <w:sz w:val="19"/>
+              </w:rPr>
+              <w:t>承担的事</w:t>
+            </w:r>
+          </w:p>
+        </w:tc>
+        <w:tc>
+          <w:tcPr>
+            <w:tcW w:type="dxa" w:w="2880"/>
+          </w:tcPr>
+          <w:p>
+            <w:r>
+              <w:rPr>
+                <w:b/>
+                <w:sz w:val="19"/>
+              </w:rPr>
+            </w:r>
+            <w:r>
+              <w:rPr>
+                <w:b/>
+                <w:sz w:val="19"/>
+              </w:rPr>
+              <w:t>为什么它让一个人能干完</w:t>
+            </w:r>
+          </w:p>
+        </w:tc>
+      </w:tr>
+      <w:tr>
+        <w:tc>
+          <w:tcPr>
+            <w:tcW w:type="dxa" w:w="2880"/>
+          </w:tcPr>
+          <w:p>
+            <w:r>
+              <w:rPr>
+                <w:sz w:val="19"/>
+              </w:rPr>
+            </w:r>
+            <w:r>
+              <w:rPr>
+                <w:b w:val="0"/>
+                <w:sz w:val="19"/>
+              </w:rPr>
+              <w:t>上下文层</w:t>
+            </w:r>
+          </w:p>
+        </w:tc>
+        <w:tc>
+          <w:tcPr>
+            <w:tcW w:type="dxa" w:w="2880"/>
+          </w:tcPr>
+          <w:p>
+            <w:r>
+              <w:rPr>
+                <w:sz w:val="19"/>
+              </w:rPr>
+            </w:r>
+            <w:r>
+              <w:rPr>
+                <w:b w:val="0"/>
+                <w:sz w:val="19"/>
+              </w:rPr>
+              <w:t>仓库级语义检索与知识卡片：模块边界、约定、踩坑记录被沉淀成可检索的结构</w:t>
+            </w:r>
+          </w:p>
+        </w:tc>
+        <w:tc>
+          <w:tcPr>
+            <w:tcW w:type="dxa" w:w="2880"/>
+          </w:tcPr>
+          <w:p>
+            <w:r>
+              <w:rPr>
+                <w:sz w:val="19"/>
+              </w:rPr>
+            </w:r>
+            <w:r>
+              <w:rPr>
+                <w:b w:val="0"/>
+                <w:sz w:val="19"/>
+              </w:rPr>
+              <w:t>换会话、换人都不丢上下文，改代码前能先读到"这块为什么这么写"</w:t>
+            </w:r>
+          </w:p>
+        </w:tc>
+      </w:tr>
+      <w:tr>
+        <w:tc>
+          <w:tcPr>
+            <w:tcW w:type="dxa" w:w="2880"/>
+          </w:tcPr>
+          <w:p>
+            <w:r>
+              <w:rPr>
+                <w:sz w:val="19"/>
+              </w:rPr>
+            </w:r>
+            <w:r>
+              <w:rPr>
+                <w:b w:val="0"/>
+                <w:sz w:val="19"/>
+              </w:rPr>
+              <w:t>生成层</w:t>
+            </w:r>
+          </w:p>
+        </w:tc>
+        <w:tc>
+          <w:tcPr>
+            <w:tcW w:type="dxa" w:w="2880"/>
+          </w:tcPr>
+          <w:p>
+            <w:r>
+              <w:rPr>
+                <w:sz w:val="19"/>
+              </w:rPr>
+            </w:r>
+            <w:r>
+              <w:rPr>
+                <w:b w:val="0"/>
+                <w:sz w:val="19"/>
+              </w:rPr>
+              <w:t>Qwen 长上下文能力支撑跨文件重构、中文文案与注释的一致性</w:t>
+            </w:r>
+          </w:p>
+        </w:tc>
+        <w:tc>
+          <w:tcPr>
+            <w:tcW w:type="dxa" w:w="2880"/>
+          </w:tcPr>
+          <w:p>
+            <w:r>
+              <w:rPr>
+                <w:sz w:val="19"/>
+              </w:rPr>
+            </w:r>
+            <w:r>
+              <w:rPr>
+                <w:b w:val="0"/>
+                <w:sz w:val="19"/>
+              </w:rPr>
+              <w:t>一次改动能同时覆盖前端页面、样式令牌、后端服务与测试，不留半套</w:t>
+            </w:r>
+          </w:p>
+        </w:tc>
+      </w:tr>
+      <w:tr>
+        <w:tc>
+          <w:tcPr>
+            <w:tcW w:type="dxa" w:w="2880"/>
+          </w:tcPr>
+          <w:p>
+            <w:r>
+              <w:rPr>
+                <w:sz w:val="19"/>
+              </w:rPr>
+            </w:r>
+            <w:r>
+              <w:rPr>
+                <w:b w:val="0"/>
+                <w:sz w:val="19"/>
+              </w:rPr>
+              <w:t>执行层</w:t>
+            </w:r>
+          </w:p>
+        </w:tc>
+        <w:tc>
+          <w:tcPr>
+            <w:tcW w:type="dxa" w:w="2880"/>
+          </w:tcPr>
+          <w:p>
+            <w:r>
+              <w:rPr>
+                <w:sz w:val="19"/>
+              </w:rPr>
+            </w:r>
+            <w:r>
+              <w:rPr>
+                <w:b w:val="0"/>
+                <w:sz w:val="19"/>
+              </w:rPr>
+              <w:t>命令行驱动开发者工具：编译、拉起模拟器、注入自动化端口</w:t>
+            </w:r>
+          </w:p>
+        </w:tc>
+        <w:tc>
+          <w:tcPr>
+            <w:tcW w:type="dxa" w:w="2880"/>
+          </w:tcPr>
+          <w:p>
+            <w:r>
+              <w:rPr>
+                <w:sz w:val="19"/>
+              </w:rPr>
+            </w:r>
+            <w:r>
+              <w:rPr>
+                <w:b w:val="0"/>
+                <w:sz w:val="19"/>
+              </w:rPr>
+              <w:t>改完不必等人去点，机器自己把界面跑起来</w:t>
+            </w:r>
+          </w:p>
+        </w:tc>
+      </w:tr>
+      <w:tr>
+        <w:tc>
+          <w:tcPr>
+            <w:tcW w:type="dxa" w:w="2880"/>
+          </w:tcPr>
+          <w:p>
+            <w:r>
+              <w:rPr>
+                <w:sz w:val="19"/>
+              </w:rPr>
+            </w:r>
+            <w:r>
+              <w:rPr>
+                <w:b w:val="0"/>
+                <w:sz w:val="19"/>
+              </w:rPr>
+              <w:t>验证层</w:t>
+            </w:r>
+          </w:p>
+        </w:tc>
+        <w:tc>
+          <w:tcPr>
+            <w:tcW w:type="dxa" w:w="2880"/>
+          </w:tcPr>
+          <w:p>
+            <w:r>
+              <w:rPr>
+                <w:sz w:val="19"/>
+              </w:rPr>
+            </w:r>
+            <w:r>
+              <w:rPr>
+                <w:b w:val="0"/>
+                <w:sz w:val="19"/>
+              </w:rPr>
+              <w:t>用 miniprogram-automator 真点按钮、真输文字、真截图、</w:t>
+            </w:r>
+            <w:r>
+              <w:rPr>
+                <w:b/>
+                <w:color w:val="23252C"/>
+                <w:sz w:val="19"/>
+              </w:rPr>
+              <w:t>跨页面量控件尺寸</w:t>
+            </w:r>
+            <w:r>
+              <w:rPr>
+                <w:b w:val="0"/>
+                <w:sz w:val="19"/>
+              </w:rPr>
+              <w:t>；后端 87 条 pytest 用例</w:t>
+            </w:r>
+          </w:p>
+        </w:tc>
+        <w:tc>
+          <w:tcPr>
+            <w:tcW w:type="dxa" w:w="2880"/>
+          </w:tcPr>
+          <w:p>
+            <w:r>
+              <w:rPr>
+                <w:sz w:val="19"/>
+              </w:rPr>
+            </w:r>
+            <w:r>
+              <w:rPr>
+                <w:b w:val="0"/>
+                <w:sz w:val="19"/>
+              </w:rPr>
+              <w:t>交付前自己证明"没做坏"，而不是把"你点一下看看"甩回给人</w:t>
+            </w:r>
+          </w:p>
+        </w:tc>
+      </w:tr>
+    </w:tbl>
+    <w:p/>
+    <w:p>
+      <w:pPr>
+        <w:spacing w:after="160"/>
+        <w:jc w:val="left"/>
+      </w:pPr>
+      <w:r>
+        <w:rPr>
+          <w:b w:val="0"/>
+        </w:rPr>
+        <w:t>这条流水线里我最满意的一个做法是：</w:t>
+      </w:r>
+      <w:r>
+        <w:rPr>
+          <w:b/>
+          <w:color w:val="23252C"/>
+        </w:rPr>
+        <w:t>把"一致性"变成可测量的断言</w:t>
+      </w:r>
+      <w:r>
+        <w:rPr>
+          <w:b w:val="0"/>
+        </w:rPr>
+        <w:t>。首页搜索框和新建页输入框必须一样大，那就不是"看着差不多"，而是跨页面各测一次、要求两个数值相等（实测同为 22.4px）；海报"空白没了"这件事，量的必须是导出的成品图逐行扫描，而不是回读画布尺寸——画布尺寸和页面里那个数出自同一份计算，拿它验自己永远是对的。</w:t>
+      </w:r>
+    </w:p>
+    <w:p>
+      <w:pPr>
+        <w:spacing w:after="160"/>
+        <w:jc w:val="left"/>
+      </w:pPr>
+      <w:r>
+        <w:rPr>
+          <w:b/>
+          <w:color w:val="23252C"/>
+        </w:rPr>
+        <w:t>当前规模</w:t>
+      </w:r>
+      <w:r>
+        <w:rPr>
+          <w:b w:val="0"/>
+        </w:rPr>
+        <w:t xml:space="preserve">：小程序 5,584 行、后端 2,545 行（不含测试）、云函数 123 行；整包 </w:t>
+      </w:r>
+      <w:r>
+        <w:rPr>
+          <w:b/>
+          <w:color w:val="23252C"/>
+        </w:rPr>
+        <w:t>193.7 KB</w:t>
+      </w:r>
+      <w:r>
+        <w:rPr>
+          <w:b w:val="0"/>
+        </w:rPr>
+        <w:t xml:space="preserve">；后端 </w:t>
+      </w:r>
+      <w:r>
+        <w:rPr>
+          <w:b/>
+          <w:color w:val="23252C"/>
+        </w:rPr>
+        <w:t>87 条用例</w:t>
+      </w:r>
+      <w:r>
+        <w:rPr>
+          <w:b w:val="0"/>
+        </w:rPr>
+        <w:t xml:space="preserve">、界面 </w:t>
+      </w:r>
+      <w:r>
+        <w:rPr>
+          <w:b/>
+          <w:color w:val="23252C"/>
+        </w:rPr>
+        <w:t>55 条自动化断言</w:t>
+      </w:r>
+      <w:r>
+        <w:rPr>
+          <w:b w:val="0"/>
+        </w:rPr>
+        <w:t>。</w:t>
+      </w:r>
+    </w:p>
+    <w:p>
+      <w:pPr>
+        <w:spacing w:after="160"/>
+        <w:jc w:val="left"/>
+      </w:pPr>
+      <w:r>
+        <w:rPr>
+          <w:b w:val="0"/>
+        </w:rPr>
+        <w:t>架构讲完了，但一个能跑的东西不等于一个有人用的东西。下面这部分，是我这些年做产品最贵的那点经验。</w:t>
+      </w:r>
+    </w:p>
+    <w:p>
+      <w:pPr>
+        <w:spacing w:before="80" w:after="200"/>
+      </w:pPr>
+      <w:r>
+        <w:rPr>
+          <w:b w:val="0"/>
+          <w:color w:val="D8D5CB"/>
+        </w:rPr>
+        <w:t>＿＿＿＿＿＿＿＿＿＿＿＿＿＿＿＿＿＿＿＿＿＿</w:t>
+      </w:r>
+    </w:p>
+    <w:p>
+      <w:pPr>
+        <w:pStyle w:val="Heading1"/>
+      </w:pPr>
+      <w:r>
+        <w:rPr>
+          <w:b w:val="0"/>
+          <w:color w:val="3F52D6"/>
+        </w:rPr>
+        <w:t>四、交互设计：看过这些国际做法之后，我选了卡片</w:t>
+      </w:r>
+    </w:p>
+    <w:p>
+      <w:pPr>
+        <w:spacing w:after="160"/>
+        <w:jc w:val="left"/>
+      </w:pPr>
+      <w:r>
+        <w:rPr>
+          <w:b w:val="0"/>
+        </w:rPr>
+        <w:t>工具类产品的第一屏决定留存。而"新建笔记"类应用的第一屏，通常都在把认知负担丢回给用户。我在设计这一屏之前，先把国际上几种成熟范式拆开看过，每一种都想清楚"借它什么、放弃什么"：</w:t>
+      </w:r>
+    </w:p>
+    <w:p>
+      <w:pPr>
+        <w:spacing w:after="160"/>
+        <w:jc w:val="left"/>
+      </w:pPr>
+      <w:r>
+        <w:rPr>
+          <w:b/>
+          <w:color w:val="23252C"/>
+        </w:rPr>
+        <w:t>Bento Grid（苹果式便当盒信息分区）</w:t>
+      </w:r>
+      <w:r>
+        <w:rPr>
+          <w:b w:val="0"/>
+        </w:rPr>
+        <w:t>——它的价值是"一格一义"，一个色块只承担一个信息。我借这条，放弃了它那种为展示而生的强装饰网格：手机屏幕上没有纯粹的装饰。</w:t>
+      </w:r>
+    </w:p>
+    <w:p>
+      <w:pPr>
+        <w:spacing w:after="160"/>
+        <w:jc w:val="left"/>
+      </w:pPr>
+      <w:r>
+        <w:rPr>
+          <w:b/>
+          <w:color w:val="23252C"/>
+        </w:rPr>
+        <w:t>Material 3 的动态取色</w:t>
+      </w:r>
+      <w:r>
+        <w:rPr>
+          <w:b w:val="0"/>
+        </w:rPr>
+        <w:t>——它证明颜色可以承载语义而不是只做美化。我借这条，放弃了"颜色跟随主题乱变"：壁纸是用户的偏好，分类色是内容的身份，两者必须分开——</w:t>
+      </w:r>
+      <w:r>
+        <w:rPr>
+          <w:b/>
+          <w:color w:val="23252C"/>
+        </w:rPr>
+        <w:t>同一分类在这台手机上永远同一个颜色，换壁纸也不变</w:t>
+      </w:r>
+      <w:r>
+        <w:rPr>
+          <w:b w:val="0"/>
+        </w:rPr>
+        <w:t>。</w:t>
+      </w:r>
+    </w:p>
+    <w:p>
+      <w:pPr>
+        <w:spacing w:after="160"/>
+        <w:jc w:val="left"/>
+      </w:pPr>
+      <w:r>
+        <w:rPr>
+          <w:b/>
+          <w:color w:val="23252C"/>
+        </w:rPr>
+        <w:t>新粗野主义的描边语言</w:t>
+      </w:r>
+      <w:r>
+        <w:rPr>
+          <w:b w:val="0"/>
+        </w:rPr>
+        <w:t>——用可见描边取代投影来表达边界。我借了这条，一个很实际的理由：深色背景下投影几乎不可见，而描边在明暗两套皮肤里都成立，一套 UI 不用画两遍。</w:t>
+      </w:r>
+    </w:p>
+    <w:p>
+      <w:pPr>
+        <w:spacing w:after="160"/>
+        <w:jc w:val="left"/>
+      </w:pPr>
+      <w:r>
+        <w:rPr>
+          <w:b/>
+          <w:color w:val="23252C"/>
+        </w:rPr>
+        <w:t>创作类工具（VSCO / Lightroom / CapCut）的视觉性格</w:t>
+      </w:r>
+      <w:r>
+        <w:rPr>
+          <w:b w:val="0"/>
+        </w:rPr>
+        <w:t>——高饱和色块、大圆角、圆润粗字、内容优先。这是我最终定调的方向。我一度按行业惯例做过一版"墨与纸"的克制方案，被直接否掉：在这类产品里，</w:t>
+      </w:r>
+      <w:r>
+        <w:rPr>
+          <w:b/>
+          <w:color w:val="23252C"/>
+        </w:rPr>
+        <w:t>大胆比冷淡更接近"好用"的感觉</w:t>
+      </w:r>
+      <w:r>
+        <w:rPr>
+          <w:b w:val="0"/>
+        </w:rPr>
+        <w:t>。</w:t>
+      </w:r>
+    </w:p>
+    <w:p>
+      <w:pPr>
+        <w:spacing w:after="160"/>
+        <w:jc w:val="left"/>
+      </w:pPr>
+      <w:r>
+        <w:rPr>
+          <w:b/>
+          <w:color w:val="23252C"/>
+        </w:rPr>
+        <w:t>Notion / Cubox / Flomo 这一族收藏工具</w:t>
+      </w:r>
+      <w:r>
+        <w:rPr>
+          <w:b w:val="0"/>
+        </w:rPr>
+        <w:t>——它们把"存"做得很好，但共同的空白是：</w:t>
+      </w:r>
+      <w:r>
+        <w:rPr>
+          <w:b/>
+          <w:color w:val="23252C"/>
+        </w:rPr>
+        <w:t>输入端和回流端分属两个生态</w:t>
+      </w:r>
+      <w:r>
+        <w:rPr>
+          <w:b w:val="0"/>
+        </w:rPr>
+        <w:t>。收藏有输入无结构，笔记有结构却拿不到微信相册里的截图。这正是我们挤进去的那道缝。</w:t>
+      </w:r>
+    </w:p>
+    <w:p>
+      <w:pPr>
+        <w:spacing w:after="160"/>
+        <w:jc w:val="left"/>
+      </w:pPr>
+      <w:r>
+        <w:rPr>
+          <w:b w:val="0"/>
+        </w:rPr>
+        <w:t>看了一圈之后，落地的方案我称之为</w:t>
+      </w:r>
+      <w:r>
+        <w:rPr>
+          <w:b/>
+          <w:color w:val="23252C"/>
+        </w:rPr>
+        <w:t>"左块右文"</w:t>
+      </w:r>
+      <w:r>
+        <w:rPr>
+          <w:b w:val="0"/>
+        </w:rPr>
+        <w:t>，它经历了两版重做才定下来：</w:t>
+      </w:r>
+    </w:p>
+    <w:p>
+      <w:pPr>
+        <w:pStyle w:val="ListBullet"/>
+      </w:pPr>
+      <w:r>
+        <w:rPr>
+          <w:b/>
+          <w:color w:val="23252C"/>
+        </w:rPr>
+        <w:t>颜色从整张卡退到卡片左侧那块方块</w:t>
+      </w:r>
+      <w:r>
+        <w:rPr>
+          <w:b w:val="0"/>
+        </w:rPr>
+        <w:t>，卡片本身回到白底描边。第一版是整条笔记就是一张饱和色卡，好看，但一屏三条以后满屏都是色块，读起来累；退一步之后，</w:t>
+      </w:r>
+      <w:r>
+        <w:rPr>
+          <w:b/>
+          <w:color w:val="23252C"/>
+        </w:rPr>
+        <w:t>扫颜色分流、读文字辨条</w:t>
+      </w:r>
+      <w:r>
+        <w:rPr>
+          <w:b w:val="0"/>
+        </w:rPr>
+        <w:t>，两件事各归其位。</w:t>
+      </w:r>
+    </w:p>
+    <w:p>
+      <w:pPr>
+        <w:pStyle w:val="ListBullet"/>
+      </w:pPr>
+      <w:r>
+        <w:rPr>
+          <w:b w:val="0"/>
+        </w:rPr>
+        <w:t>方块上写的字，用的是</w:t>
+      </w:r>
+      <w:r>
+        <w:rPr>
+          <w:b/>
+          <w:color w:val="23252C"/>
+        </w:rPr>
+        <w:t>用户自己打的第一个标签</w:t>
+      </w:r>
+      <w:r>
+        <w:rPr>
+          <w:b w:val="0"/>
+        </w:rPr>
+        <w:t>，而不是分类名——标签更能说明这一条是什么，而颜色已经足够说明它属于哪一类。</w:t>
+      </w:r>
+    </w:p>
+    <w:p>
+      <w:pPr>
+        <w:pStyle w:val="ListBullet"/>
+      </w:pPr>
+      <w:r>
+        <w:rPr>
+          <w:b/>
+          <w:color w:val="23252C"/>
+        </w:rPr>
+        <w:t>一个功能只留一个入口</w:t>
+      </w:r>
+      <w:r>
+        <w:rPr>
+          <w:b w:val="0"/>
+        </w:rPr>
+        <w:t>，一屏只允许有一个主行动；导航 tab 用文字加下划线而不是按钮态；卡片上的说明文字一律砍掉，空间优先给内容本身。搜索条是最典型的演化：从"白底胶囊 + 图标按钮"一路减到"一块饱和色 + 一条横线 + 线上几个字"，整块高度从 250rpx 压到 116rpx，</w:t>
+      </w:r>
+      <w:r>
+        <w:rPr>
+          <w:b/>
+          <w:color w:val="23252C"/>
+        </w:rPr>
+        <w:t>一屏从露出两条半笔记变成三条</w:t>
+      </w:r>
+      <w:r>
+        <w:rPr>
+          <w:b w:val="0"/>
+        </w:rPr>
+        <w:t>。</w:t>
+      </w:r>
+    </w:p>
+    <w:p>
+      <w:pPr>
+        <w:pStyle w:val="ListBullet"/>
+      </w:pPr>
+      <w:r>
+        <w:rPr>
+          <w:b w:val="0"/>
+        </w:rPr>
+        <w:t>深色模式不是"另一套配色"，而是同一套令牌换一组语义值，六套壁纸里两套深色，所有组件自动成立。</w:t>
+      </w:r>
+    </w:p>
+    <w:p>
+      <w:pPr>
+        <w:spacing w:after="160"/>
+        <w:jc w:val="left"/>
+      </w:pPr>
+      <w:r>
+        <w:rPr>
+          <w:b w:val="0"/>
+        </w:rPr>
+        <w:t>这些取舍背后是同一句话：</w:t>
+      </w:r>
+      <w:r>
+        <w:rPr>
+          <w:b/>
+          <w:color w:val="23252C"/>
+        </w:rPr>
+        <w:t>好的工具不应该让用户为了管理信息而增加新的负担，它应该让整理更容易发生。</w:t>
+      </w:r>
+    </w:p>
+    <w:p>
+      <w:pPr>
+        <w:spacing w:before="80" w:after="200"/>
+      </w:pPr>
+      <w:r>
+        <w:rPr>
+          <w:b w:val="0"/>
+          <w:color w:val="D8D5CB"/>
+        </w:rPr>
+        <w:t>＿＿＿＿＿＿＿＿＿＿＿＿＿＿＿＿＿＿＿＿＿＿</w:t>
+      </w:r>
+    </w:p>
+    <w:p>
+      <w:pPr>
+        <w:pStyle w:val="Heading1"/>
+      </w:pPr>
+      <w:r>
+        <w:rPr>
+          <w:b w:val="0"/>
+          <w:color w:val="3F52D6"/>
+        </w:rPr>
+        <w:t>五、写在最后：一个人，六天，一台 3.7GB 的服务器</w:t>
+      </w:r>
+    </w:p>
+    <w:p>
+      <w:pPr>
+        <w:spacing w:after="160"/>
+        <w:jc w:val="left"/>
+      </w:pPr>
+      <w:r>
+        <w:rPr>
+          <w:b w:val="0"/>
+        </w:rPr>
+        <w:t>把这件事按传统方式拆一遍，它至少需要一支五人小组：后端工程师、算法或 OCR 方向的人、小程序工程师、视觉设计师、测试。而它现在的情况是——</w:t>
+      </w:r>
+      <w:r>
+        <w:rPr>
+          <w:b/>
+          <w:color w:val="23252C"/>
+        </w:rPr>
+        <w:t>一个人，六天，125 次提交，一台 3.7GB 内存的服务器，零模型账单，一个 193.7 KB 的线上小程序。</w:t>
+      </w:r>
+    </w:p>
+    <w:p>
+      <w:pPr>
+        <w:spacing w:after="160"/>
+        <w:jc w:val="left"/>
+      </w:pPr>
+      <w:r>
+        <w:rPr>
+          <w:b w:val="0"/>
+        </w:rPr>
+        <w:t>关键节点只有五个：</w:t>
+      </w:r>
+    </w:p>
+    <w:tbl>
+      <w:tblPr>
+        <w:tblStyle w:val="LightGrid-Accent1"/>
+        <w:tblW w:type="auto" w:w="0"/>
+        <w:tblLook w:firstColumn="1" w:firstRow="1" w:lastColumn="0" w:lastRow="0" w:noHBand="0" w:noVBand="1" w:val="04A0"/>
+      </w:tblPr>
+      <w:tblGrid>
+        <w:gridCol w:w="4320"/>
+        <w:gridCol w:w="4320"/>
+      </w:tblGrid>
+      <w:tr>
+        <w:tc>
+          <w:tcPr>
+            <w:tcW w:type="dxa" w:w="4320"/>
+          </w:tcPr>
+          <w:p>
+            <w:r>
+              <w:rPr>
+                <w:b/>
+                <w:sz w:val="19"/>
+              </w:rPr>
+            </w:r>
+            <w:r>
+              <w:rPr>
+                <w:b/>
+                <w:sz w:val="19"/>
+              </w:rPr>
+              <w:t>时间</w:t>
             </w:r>
           </w:p>
         </w:tc>
@@ -1289,47 +2372,7 @@
                 <w:b w:val="0"/>
                 <w:sz w:val="19"/>
               </w:rPr>
-              <w:t>第一版 MVP：笔记增删改查、分类、搜索、身份隔离</w:t>
-            </w:r>
-          </w:p>
-        </w:tc>
-      </w:tr>
-      <w:tr>
-        <w:tc>
-          <w:tcPr>
-            <w:tcW w:type="dxa" w:w="4320"/>
-          </w:tcPr>
-          <w:p>
-            <w:r>
-              <w:rPr>
-                <w:sz w:val="19"/>
-              </w:rPr>
-            </w:r>
-            <w:r>
-              <w:rPr>
-                <w:b w:val="0"/>
-                <w:sz w:val="19"/>
-              </w:rPr>
-              <w:t>09-18–19</w:t>
-            </w:r>
-          </w:p>
-        </w:tc>
-        <w:tc>
-          <w:tcPr>
-            <w:tcW w:type="dxa" w:w="4320"/>
-          </w:tcPr>
-          <w:p>
-            <w:r>
-              <w:rPr>
-                <w:sz w:val="19"/>
-              </w:rPr>
-            </w:r>
-            <w:r>
-              <w:rPr>
-                <w:b w:val="0"/>
-                <w:sz w:val="19"/>
-              </w:rPr>
-              <w:t>独立主体注册（AppID 已线上验证）；JWT 身份体系，OpenID 不下发客户端；隐私与凭据逐条收口</w:t>
+              <w:t>第一版可跑通的闭环：链接、截图、分类、搜索、身份隔离</w:t>
             </w:r>
           </w:p>
         </w:tc>
@@ -1366,18 +2409,10 @@
             </w:r>
             <w:r>
               <w:rPr>
-                <w:b/>
-                <w:color w:val="23252C"/>
-                <w:sz w:val="19"/>
-              </w:rPr>
-              <w:t>OCR 选型定案为自建</w:t>
-            </w:r>
-            <w:r>
-              <w:rPr>
                 <w:b w:val="0"/>
                 <w:sz w:val="19"/>
               </w:rPr>
-              <w:t>：个人主体不可得官方接口，混元 token 做不了 OCR。删掉 6 个云凭据字段，services/ocr.py 整体重写，25 条 OCR 测试</w:t>
+              <w:t>OCR 定案自建（个人主体拿不到官方接口，模型 token 做不了识别），同时定下"图片不出自己进程"这条隐私底线</w:t>
             </w:r>
           </w:p>
         </w:tc>
@@ -1417,7 +2452,7 @@
                 <w:b w:val="0"/>
                 <w:sz w:val="19"/>
               </w:rPr>
-              <w:t>后端整批上线现网；云函数打通混元并</w:t>
+              <w:t>后端整批上线现网，混元链路打通，</w:t>
             </w:r>
             <w:r>
               <w:rPr>
@@ -1425,77 +2460,14 @@
                 <w:color w:val="23252C"/>
                 <w:sz w:val="19"/>
               </w:rPr>
-              <w:t>实证免费额度归属</w:t>
+              <w:t>免费额度的归属被实测证实</w:t>
             </w:r>
             <w:r>
               <w:rPr>
                 <w:b w:val="0"/>
                 <w:sz w:val="19"/>
               </w:rPr>
-              <w:t>；部署当天预检当场暴露 libGL 缺库这条依赖坑</w:t>
-            </w:r>
-          </w:p>
-        </w:tc>
-      </w:tr>
-      <w:tr>
-        <w:tc>
-          <w:tcPr>
-            <w:tcW w:type="dxa" w:w="4320"/>
-          </w:tcPr>
-          <w:p>
-            <w:r>
-              <w:rPr>
-                <w:sz w:val="19"/>
-              </w:rPr>
-            </w:r>
-            <w:r>
-              <w:rPr>
-                <w:b w:val="0"/>
-                <w:sz w:val="19"/>
-              </w:rPr>
-              <w:t>09-20</w:t>
-            </w:r>
-          </w:p>
-        </w:tc>
-        <w:tc>
-          <w:tcPr>
-            <w:tcW w:type="dxa" w:w="4320"/>
-          </w:tcPr>
-          <w:p>
-            <w:r>
-              <w:rPr>
-                <w:sz w:val="19"/>
-              </w:rPr>
-            </w:r>
-            <w:r>
-              <w:rPr>
-                <w:b w:val="0"/>
-                <w:sz w:val="19"/>
-              </w:rPr>
-              <w:t>真机第一轮用户报"每个功能都不可用"。对现网做全接口体检（真 JWT、真截图、真 URL）</w:t>
-            </w:r>
-            <w:r>
-              <w:rPr>
-                <w:b/>
-                <w:color w:val="23252C"/>
-                <w:sz w:val="19"/>
-              </w:rPr>
-              <w:t>全部 200 零错误</w:t>
-            </w:r>
-            <w:r>
-              <w:rPr>
-                <w:b w:val="0"/>
-                <w:sz w:val="19"/>
-              </w:rPr>
-              <w:t>——真相是 3 个前端 bug + 1 个后台域名漏配，后端一条都没坏。从此立下一条规矩：</w:t>
-            </w:r>
-            <w:r>
-              <w:rPr>
-                <w:b/>
-                <w:color w:val="23252C"/>
-                <w:sz w:val="19"/>
-              </w:rPr>
-              <w:t>报"某功能坏了"之前，先查服务端有没有对应请求</w:t>
+              <w:t>；同日完成真机全功能走查</w:t>
             </w:r>
           </w:p>
         </w:tc>
@@ -1535,7 +2507,7 @@
                 <w:b w:val="0"/>
                 <w:sz w:val="19"/>
               </w:rPr>
-              <w:t>界面两版重做（V1 色卡流 → V2 左块右文）：颜色从整张卡退到左侧方块，卡回白底描边；新建页从弹窗改成卡片内展开手风琴</w:t>
+              <w:t>界面两版重做后定稿"左块右文"，设计令牌化，六套壁纸全量适配</w:t>
             </w:r>
           </w:p>
         </w:tc>
@@ -1575,7 +2547,7 @@
                 <w:b w:val="0"/>
                 <w:sz w:val="19"/>
               </w:rPr>
-              <w:t>关于页重排 + 十节隐私条款（逐条对代码）；分享回流按图麦克式做法补全；页头加统计看板</w:t>
+              <w:t>关于页与十节隐私条款（逐条对代码）、分享回流、页头统计看板；当前体验版 1.1.11</w:t>
             </w:r>
           </w:p>
         </w:tc>
@@ -1589,91 +2561,22 @@
       </w:pPr>
       <w:r>
         <w:rPr>
-          <w:b/>
-          <w:color w:val="23252C"/>
-        </w:rPr>
-        <w:t>规模</w:t>
-      </w:r>
-      <w:r>
-        <w:rPr>
           <w:b w:val="0"/>
         </w:rPr>
-        <w:t xml:space="preserve">：小程序 5,584 行、后端 2,089 行、云函数 137 行；整包 </w:t>
+        <w:t>我想说的不是"AI 帮我写了代码"。真正变化的是</w:t>
       </w:r>
       <w:r>
         <w:rPr>
           <w:b/>
           <w:color w:val="23252C"/>
         </w:rPr>
-        <w:t>193.7 KB</w:t>
+        <w:t>能力获取的门槛</w:t>
       </w:r>
       <w:r>
         <w:rPr>
           <w:b w:val="0"/>
         </w:rPr>
-        <w:t>；后端 87 条用例 + 界面 55 条自动化断言。</w:t>
-      </w:r>
-    </w:p>
-    <w:p>
-      <w:pPr>
-        <w:spacing w:after="160"/>
-        <w:jc w:val="left"/>
-      </w:pPr>
-      <w:r>
-        <w:rPr>
-          <w:b/>
-          <w:color w:val="23252C"/>
-        </w:rPr>
-        <w:t>当前状态</w:t>
-      </w:r>
-      <w:r>
-        <w:rPr>
-          <w:b w:val="0"/>
-        </w:rPr>
-        <w:t>：小程序已过审，后端 v2.2 在现网运行，提炼链路端到端可用（非降级态），体验版 1.1.11。</w:t>
-      </w:r>
-    </w:p>
-    <w:p>
-      <w:pPr>
-        <w:spacing w:after="160"/>
-        <w:jc w:val="left"/>
-      </w:pPr>
-      <w:r>
-        <w:rPr>
-          <w:b/>
-          <w:color w:val="23252C"/>
-        </w:rPr>
-        <w:t>下一步</w:t>
-      </w:r>
-      <w:r>
-        <w:rPr>
-          <w:b w:val="0"/>
-        </w:rPr>
-        <w:t>：额度闸门与邀请回流（把"每人 100 篇"从界面沉默变成服务端事实）、英文界面完整化、微信 AI（小微）知识库接入——官方目前未开放提审评测，所以先只做不需要写代码的那两件。</w:t>
-      </w:r>
-    </w:p>
-    <w:p>
-      <w:pPr>
-        <w:spacing w:before="80" w:after="200"/>
-      </w:pPr>
-      <w:r>
-        <w:rPr>
-          <w:b w:val="0"/>
-          <w:color w:val="D8D5CB"/>
-        </w:rPr>
-        <w:t>＿＿＿＿＿＿＿＿＿＿＿＿＿＿＿＿＿＿＿＿＿＿</w:t>
-      </w:r>
-    </w:p>
-    <w:p>
-      <w:pPr>
-        <w:pStyle w:val="Heading1"/>
-      </w:pPr>
-      <w:r>
-        <w:rPr>
-          <w:b w:val="0"/>
-          <w:color w:val="3F52D6"/>
-        </w:rPr>
-        <w:t>六、我们真正想证明的一件事</w:t>
+        <w:t>：模型是免费提供的，识别是开源可用的，开发环境会自己检索上下文并跑验证，交付与分发都在一个国民级入口里完成——过去这些门槛需要一支团队、一份预算和几个月的排期，它们各自挡住的是同一个问题的不同侧面。</w:t>
       </w:r>
     </w:p>
     <w:p>
@@ -1685,14 +2588,20 @@
         <w:rPr>
           <w:b w:val="0"/>
         </w:rPr>
-        <w:t>"AI 应用"这个词现在很贵，但它其实可以很朴素：</w:t>
+        <w:t>而在这条链路上，人的工作没有消失，它上移了一格：</w:t>
       </w:r>
       <w:r>
         <w:rPr>
           <w:b/>
           <w:color w:val="23252C"/>
         </w:rPr>
-        <w:t>一个人，六天，一台 3.7GB 的服务器，零 API 账单，把"读懂内容并整理好"这件事做进了一个 194KB 的小程序里，让它每天在微信里顺手可用。</w:t>
+        <w:t>决定契约长什么样、决定哪些事不能对用户许诺、决定第几版色块方案要推翻重来、决定哪些功能宁可不做。</w:t>
+      </w:r>
+      <w:r>
+        <w:rPr>
+          <w:b w:val="0"/>
+        </w:rPr>
+        <w:t>这些判断——需求怎么定义、边界怎么守、界面为什么长成这样——是我做了多年产品经理之后，唯一真正带进这个项目的东西，也是 AI 目前不会替我负责的部分。</w:t>
       </w:r>
     </w:p>
     <w:p>

--- a/图麦笔记｜比赛提交说明.docx
+++ b/图麦笔记｜比赛提交说明.docx
@@ -241,6 +241,60 @@
     </w:p>
     <w:p>
       <w:pPr>
+        <w:spacing w:before="160" w:after="40"/>
+        <w:jc w:val="center"/>
+      </w:pPr>
+      <w:r>
+        <w:drawing>
+          <wp:inline xmlns:a="http://schemas.openxmlformats.org/drawingml/2006/main" xmlns:pic="http://schemas.openxmlformats.org/drawingml/2006/picture">
+            <wp:extent cx="5669280" cy="3188970"/>
+            <wp:docPr id="1" name="Picture 1"/>
+            <wp:cNvGraphicFramePr>
+              <a:graphicFrameLocks noChangeAspect="1"/>
+            </wp:cNvGraphicFramePr>
+            <a:graphic>
+              <a:graphicData uri="http://schemas.openxmlformats.org/drawingml/2006/picture">
+                <pic:pic>
+                  <pic:nvPicPr>
+                    <pic:cNvPr id="0" name="fig1-需求的形状.png"/>
+                    <pic:cNvPicPr/>
+                  </pic:nvPicPr>
+                  <pic:blipFill>
+                    <a:blip r:embed="rId9"/>
+                    <a:stretch>
+                      <a:fillRect/>
+                    </a:stretch>
+                  </pic:blipFill>
+                  <pic:spPr>
+                    <a:xfrm>
+                      <a:off x="0" y="0"/>
+                      <a:ext cx="5669280" cy="3188970"/>
+                    </a:xfrm>
+                    <a:prstGeom prst="rect"/>
+                  </pic:spPr>
+                </pic:pic>
+              </a:graphicData>
+            </a:graphic>
+          </wp:inline>
+        </w:drawing>
+      </w:r>
+    </w:p>
+    <w:p>
+      <w:pPr>
+        <w:spacing w:after="240"/>
+        <w:jc w:val="center"/>
+      </w:pPr>
+      <w:r>
+        <w:rPr>
+          <w:i/>
+          <w:color w:val="5C6068"/>
+          <w:sz w:val="18"/>
+        </w:rPr>
+        <w:t>图 1　同一条内容的两种结局：左边是过去六个月的真实动作，右边是它应该变成的样子。</w:t>
+      </w:r>
+    </w:p>
+    <w:p>
+      <w:pPr>
         <w:spacing w:after="160"/>
         <w:jc w:val="left"/>
       </w:pPr>
@@ -467,6 +521,60 @@
     </w:p>
     <w:p>
       <w:pPr>
+        <w:spacing w:before="160" w:after="40"/>
+        <w:jc w:val="center"/>
+      </w:pPr>
+      <w:r>
+        <w:drawing>
+          <wp:inline xmlns:a="http://schemas.openxmlformats.org/drawingml/2006/main" xmlns:pic="http://schemas.openxmlformats.org/drawingml/2006/picture">
+            <wp:extent cx="5669280" cy="3047238"/>
+            <wp:docPr id="2" name="Picture 2"/>
+            <wp:cNvGraphicFramePr>
+              <a:graphicFrameLocks noChangeAspect="1"/>
+            </wp:cNvGraphicFramePr>
+            <a:graphic>
+              <a:graphicData uri="http://schemas.openxmlformats.org/drawingml/2006/picture">
+                <pic:pic>
+                  <pic:nvPicPr>
+                    <pic:cNvPr id="0" name="fig2-四个创新点.png"/>
+                    <pic:cNvPicPr/>
+                  </pic:nvPicPr>
+                  <pic:blipFill>
+                    <a:blip r:embed="rId10"/>
+                    <a:stretch>
+                      <a:fillRect/>
+                    </a:stretch>
+                  </pic:blipFill>
+                  <pic:spPr>
+                    <a:xfrm>
+                      <a:off x="0" y="0"/>
+                      <a:ext cx="5669280" cy="3047238"/>
+                    </a:xfrm>
+                    <a:prstGeom prst="rect"/>
+                  </pic:spPr>
+                </pic:pic>
+              </a:graphicData>
+            </a:graphic>
+          </wp:inline>
+        </w:drawing>
+      </w:r>
+    </w:p>
+    <w:p>
+      <w:pPr>
+        <w:spacing w:after="240"/>
+        <w:jc w:val="center"/>
+      </w:pPr>
+      <w:r>
+        <w:rPr>
+          <w:i/>
+          <w:color w:val="5C6068"/>
+          <w:sz w:val="18"/>
+        </w:rPr>
+        <w:t>图 2　方案阶段定下来的四个选择，后面的架构和界面都是它们的推论。</w:t>
+      </w:r>
+    </w:p>
+    <w:p>
+      <w:pPr>
         <w:spacing w:before="80" w:after="200"/>
       </w:pPr>
       <w:r>
@@ -503,86 +611,56 @@
     </w:p>
     <w:p>
       <w:pPr>
-        <w:spacing w:after="0" w:before="0"/>
-        <w:ind w:left="280"/>
+        <w:spacing w:before="160" w:after="40"/>
+        <w:jc w:val="center"/>
       </w:pPr>
       <w:r>
-        <w:rPr>
-          <w:rFonts w:ascii="Menlo" w:hAnsi="Menlo"/>
-          <w:color w:val="5C6068"/>
-          <w:sz w:val="17"/>
-        </w:rPr>
-        <w:t>微信小程序（原生框架 · WXML/WXSS · Canvas 2D · 自定义 TabBar）</w:t>
+        <w:drawing>
+          <wp:inline xmlns:a="http://schemas.openxmlformats.org/drawingml/2006/main" xmlns:pic="http://schemas.openxmlformats.org/drawingml/2006/picture">
+            <wp:extent cx="5669280" cy="3755898"/>
+            <wp:docPr id="3" name="Picture 3"/>
+            <wp:cNvGraphicFramePr>
+              <a:graphicFrameLocks noChangeAspect="1"/>
+            </wp:cNvGraphicFramePr>
+            <a:graphic>
+              <a:graphicData uri="http://schemas.openxmlformats.org/drawingml/2006/picture">
+                <pic:pic>
+                  <pic:nvPicPr>
+                    <pic:cNvPr id="0" name="fig3-技术架构.png"/>
+                    <pic:cNvPicPr/>
+                  </pic:nvPicPr>
+                  <pic:blipFill>
+                    <a:blip r:embed="rId11"/>
+                    <a:stretch>
+                      <a:fillRect/>
+                    </a:stretch>
+                  </pic:blipFill>
+                  <pic:spPr>
+                    <a:xfrm>
+                      <a:off x="0" y="0"/>
+                      <a:ext cx="5669280" cy="3755898"/>
+                    </a:xfrm>
+                    <a:prstGeom prst="rect"/>
+                  </pic:spPr>
+                </pic:pic>
+              </a:graphicData>
+            </a:graphic>
+          </wp:inline>
+        </w:drawing>
       </w:r>
     </w:p>
     <w:p>
       <w:pPr>
-        <w:spacing w:after="0" w:before="0"/>
-        <w:ind w:left="280"/>
+        <w:spacing w:after="240"/>
+        <w:jc w:val="center"/>
       </w:pPr>
       <w:r>
         <w:rPr>
-          <w:rFonts w:ascii="Menlo" w:hAnsi="Menlo"/>
+          <w:i/>
           <w:color w:val="5C6068"/>
-          <w:sz w:val="17"/>
+          <w:sz w:val="18"/>
         </w:rPr>
-        <w:t xml:space="preserve">        │  HTTPS + JWT（服务端签发，OpenID 永不下发客户端）</w:t>
-      </w:r>
-    </w:p>
-    <w:p>
-      <w:pPr>
-        <w:spacing w:after="0" w:before="0"/>
-        <w:ind w:left="280"/>
-      </w:pPr>
-      <w:r>
-        <w:rPr>
-          <w:rFonts w:ascii="Menlo" w:hAnsi="Menlo"/>
-          <w:color w:val="5C6068"/>
-          <w:sz w:val="17"/>
-        </w:rPr>
-        <w:t>自建后端（FastAPI + SQLAlchemy + Pydantic v2 · 单机部署）</w:t>
-      </w:r>
-    </w:p>
-    <w:p>
-      <w:pPr>
-        <w:spacing w:after="0" w:before="0"/>
-        <w:ind w:left="280"/>
-      </w:pPr>
-      <w:r>
-        <w:rPr>
-          <w:rFonts w:ascii="Menlo" w:hAnsi="Menlo"/>
-          <w:color w:val="5C6068"/>
-          <w:sz w:val="17"/>
-        </w:rPr>
-        <w:t xml:space="preserve">        ├── 视觉线：RapidOCR（PP-OCR 三模型 · ONNXRuntime 纯 CPU）</w:t>
-      </w:r>
-    </w:p>
-    <w:p>
-      <w:pPr>
-        <w:spacing w:after="0" w:before="0"/>
-        <w:ind w:left="280"/>
-      </w:pPr>
-      <w:r>
-        <w:rPr>
-          <w:rFonts w:ascii="Menlo" w:hAnsi="Menlo"/>
-          <w:color w:val="5C6068"/>
-          <w:sz w:val="17"/>
-        </w:rPr>
-        <w:t xml:space="preserve">        ├── 网页线：trafilatura + BeautifulSoup（自有服务器直抓，不经第三方）</w:t>
-      </w:r>
-    </w:p>
-    <w:p>
-      <w:pPr>
-        <w:spacing w:after="0" w:before="0"/>
-        <w:ind w:left="280"/>
-      </w:pPr>
-      <w:r>
-        <w:rPr>
-          <w:rFonts w:ascii="Menlo" w:hAnsi="Menlo"/>
-          <w:color w:val="5C6068"/>
-          <w:sz w:val="17"/>
-        </w:rPr>
-        <w:t xml:space="preserve">        └── 语义线：微信云开发 AI 资源 → 云函数内 cloud.ai() → 混元 hy3-preview</w:t>
+        <w:t>图 3　分层结构：端 → 自建后端 → 三条链路；语义线走微信云开发的免费 AI 资源。</w:t>
       </w:r>
     </w:p>
     <w:p>
@@ -814,6 +892,60 @@
           <w:color w:val="23252C"/>
         </w:rPr>
         <w:t>"读懂一篇长文并整理成结构化笔记"这件事，在这个产品里的边际成本是 0 元。</w:t>
+      </w:r>
+    </w:p>
+    <w:p>
+      <w:pPr>
+        <w:spacing w:before="160" w:after="40"/>
+        <w:jc w:val="center"/>
+      </w:pPr>
+      <w:r>
+        <w:drawing>
+          <wp:inline xmlns:a="http://schemas.openxmlformats.org/drawingml/2006/main" xmlns:pic="http://schemas.openxmlformats.org/drawingml/2006/picture">
+            <wp:extent cx="5669280" cy="3330702"/>
+            <wp:docPr id="4" name="Picture 4"/>
+            <wp:cNvGraphicFramePr>
+              <a:graphicFrameLocks noChangeAspect="1"/>
+            </wp:cNvGraphicFramePr>
+            <a:graphic>
+              <a:graphicData uri="http://schemas.openxmlformats.org/drawingml/2006/picture">
+                <pic:pic>
+                  <pic:nvPicPr>
+                    <pic:cNvPr id="0" name="fig4-免费AI实测.png"/>
+                    <pic:cNvPicPr/>
+                  </pic:nvPicPr>
+                  <pic:blipFill>
+                    <a:blip r:embed="rId12"/>
+                    <a:stretch>
+                      <a:fillRect/>
+                    </a:stretch>
+                  </pic:blipFill>
+                  <pic:spPr>
+                    <a:xfrm>
+                      <a:off x="0" y="0"/>
+                      <a:ext cx="5669280" cy="3330702"/>
+                    </a:xfrm>
+                    <a:prstGeom prst="rect"/>
+                  </pic:spPr>
+                </pic:pic>
+              </a:graphicData>
+            </a:graphic>
+          </wp:inline>
+        </w:drawing>
+      </w:r>
+    </w:p>
+    <w:p>
+      <w:pPr>
+        <w:spacing w:after="240"/>
+        <w:jc w:val="center"/>
+      </w:pPr>
+      <w:r>
+        <w:rPr>
+          <w:i/>
+          <w:color w:val="5C6068"/>
+          <w:sz w:val="18"/>
+        </w:rPr>
+        <w:t>图 4　微信免费 AI 能力的现网读数：额度条上那一段几乎看不见，正是它够用的原因。</w:t>
       </w:r>
     </w:p>
     <w:p>
@@ -1358,6 +1490,60 @@
     </w:p>
     <w:p>
       <w:pPr>
+        <w:spacing w:before="160" w:after="40"/>
+        <w:jc w:val="center"/>
+      </w:pPr>
+      <w:r>
+        <w:drawing>
+          <wp:inline xmlns:a="http://schemas.openxmlformats.org/drawingml/2006/main" xmlns:pic="http://schemas.openxmlformats.org/drawingml/2006/picture">
+            <wp:extent cx="5669280" cy="3188970"/>
+            <wp:docPr id="5" name="Picture 5"/>
+            <wp:cNvGraphicFramePr>
+              <a:graphicFrameLocks noChangeAspect="1"/>
+            </wp:cNvGraphicFramePr>
+            <a:graphic>
+              <a:graphicData uri="http://schemas.openxmlformats.org/drawingml/2006/picture">
+                <pic:pic>
+                  <pic:nvPicPr>
+                    <pic:cNvPr id="0" name="fig5-OCR三道闸门.png"/>
+                    <pic:cNvPicPr/>
+                  </pic:nvPicPr>
+                  <pic:blipFill>
+                    <a:blip r:embed="rId13"/>
+                    <a:stretch>
+                      <a:fillRect/>
+                    </a:stretch>
+                  </pic:blipFill>
+                  <pic:spPr>
+                    <a:xfrm>
+                      <a:off x="0" y="0"/>
+                      <a:ext cx="5669280" cy="3188970"/>
+                    </a:xfrm>
+                    <a:prstGeom prst="rect"/>
+                  </pic:spPr>
+                </pic:pic>
+              </a:graphicData>
+            </a:graphic>
+          </wp:inline>
+        </w:drawing>
+      </w:r>
+    </w:p>
+    <w:p>
+      <w:pPr>
+        <w:spacing w:after="240"/>
+        <w:jc w:val="center"/>
+      </w:pPr>
+      <w:r>
+        <w:rPr>
+          <w:i/>
+          <w:color w:val="5C6068"/>
+          <w:sz w:val="18"/>
+        </w:rPr>
+        <w:t>图 5　四根柱子都是实测峰值：第三根说明"文件不大"不等于"内存安全"。</w:t>
+      </w:r>
+    </w:p>
+    <w:p>
+      <w:pPr>
         <w:pStyle w:val="Heading2"/>
       </w:pPr>
       <w:r>
@@ -1396,6 +1582,60 @@
           <w:b w:val="0"/>
         </w:rPr>
         <w:t xml:space="preserve"> 画布高度依赖内容、而内容装不装得下又依赖高度，这是个环。做法是把"量"和"画"分成两趟：先测出各块行数算出卡片高度，再落笔。同一张短笔记，卡片从固定 1200 高降到 638，标签和小程序码之间那段五百多行的空白消失了。</w:t>
+      </w:r>
+    </w:p>
+    <w:p>
+      <w:pPr>
+        <w:spacing w:before="160" w:after="40"/>
+        <w:jc w:val="center"/>
+      </w:pPr>
+      <w:r>
+        <w:drawing>
+          <wp:inline xmlns:a="http://schemas.openxmlformats.org/drawingml/2006/main" xmlns:pic="http://schemas.openxmlformats.org/drawingml/2006/picture">
+            <wp:extent cx="5669280" cy="3061411"/>
+            <wp:docPr id="6" name="Picture 6"/>
+            <wp:cNvGraphicFramePr>
+              <a:graphicFrameLocks noChangeAspect="1"/>
+            </wp:cNvGraphicFramePr>
+            <a:graphic>
+              <a:graphicData uri="http://schemas.openxmlformats.org/drawingml/2006/picture">
+                <pic:pic>
+                  <pic:nvPicPr>
+                    <pic:cNvPr id="0" name="fig6-卡片图出口.png"/>
+                    <pic:cNvPicPr/>
+                  </pic:nvPicPr>
+                  <pic:blipFill>
+                    <a:blip r:embed="rId14"/>
+                    <a:stretch>
+                      <a:fillRect/>
+                    </a:stretch>
+                  </pic:blipFill>
+                  <pic:spPr>
+                    <a:xfrm>
+                      <a:off x="0" y="0"/>
+                      <a:ext cx="5669280" cy="3061411"/>
+                    </a:xfrm>
+                    <a:prstGeom prst="rect"/>
+                  </pic:spPr>
+                </pic:pic>
+              </a:graphicData>
+            </a:graphic>
+          </wp:inline>
+        </w:drawing>
+      </w:r>
+    </w:p>
+    <w:p>
+      <w:pPr>
+        <w:spacing w:after="240"/>
+        <w:jc w:val="center"/>
+      </w:pPr>
+      <w:r>
+        <w:rPr>
+          <w:i/>
+          <w:color w:val="5C6068"/>
+          <w:sz w:val="18"/>
+        </w:rPr>
+        <w:t>图 6　一条真实笔记导出的卡片图，中间那个码是它自己的小程序码，扫开就是这一条。</w:t>
       </w:r>
     </w:p>
     <w:p>
@@ -1909,6 +2149,60 @@
     </w:p>
     <w:p>
       <w:pPr>
+        <w:spacing w:before="160" w:after="40"/>
+        <w:jc w:val="center"/>
+      </w:pPr>
+      <w:r>
+        <w:drawing>
+          <wp:inline xmlns:a="http://schemas.openxmlformats.org/drawingml/2006/main" xmlns:pic="http://schemas.openxmlformats.org/drawingml/2006/picture">
+            <wp:extent cx="5669280" cy="3968496"/>
+            <wp:docPr id="7" name="Picture 7"/>
+            <wp:cNvGraphicFramePr>
+              <a:graphicFrameLocks noChangeAspect="1"/>
+            </wp:cNvGraphicFramePr>
+            <a:graphic>
+              <a:graphicData uri="http://schemas.openxmlformats.org/drawingml/2006/picture">
+                <pic:pic>
+                  <pic:nvPicPr>
+                    <pic:cNvPr id="0" name="fig7-工具链四层.png"/>
+                    <pic:cNvPicPr/>
+                  </pic:nvPicPr>
+                  <pic:blipFill>
+                    <a:blip r:embed="rId15"/>
+                    <a:stretch>
+                      <a:fillRect/>
+                    </a:stretch>
+                  </pic:blipFill>
+                  <pic:spPr>
+                    <a:xfrm>
+                      <a:off x="0" y="0"/>
+                      <a:ext cx="5669280" cy="3968496"/>
+                    </a:xfrm>
+                    <a:prstGeom prst="rect"/>
+                  </pic:spPr>
+                </pic:pic>
+              </a:graphicData>
+            </a:graphic>
+          </wp:inline>
+        </w:drawing>
+      </w:r>
+    </w:p>
+    <w:p>
+      <w:pPr>
+        <w:spacing w:after="240"/>
+        <w:jc w:val="center"/>
+      </w:pPr>
+      <w:r>
+        <w:rPr>
+          <w:i/>
+          <w:color w:val="5C6068"/>
+          <w:sz w:val="18"/>
+        </w:rPr>
+        <w:t>图 7　四层流水线：验证层是这条链能自证的地方，下面一排是当前规模。</w:t>
+      </w:r>
+    </w:p>
+    <w:p>
+      <w:pPr>
         <w:spacing w:after="160"/>
         <w:jc w:val="left"/>
       </w:pPr>
@@ -2116,6 +2410,60 @@
     </w:p>
     <w:p>
       <w:pPr>
+        <w:spacing w:before="160" w:after="40"/>
+        <w:jc w:val="center"/>
+      </w:pPr>
+      <w:r>
+        <w:drawing>
+          <wp:inline xmlns:a="http://schemas.openxmlformats.org/drawingml/2006/main" xmlns:pic="http://schemas.openxmlformats.org/drawingml/2006/picture">
+            <wp:extent cx="5669280" cy="3685032"/>
+            <wp:docPr id="8" name="Picture 8"/>
+            <wp:cNvGraphicFramePr>
+              <a:graphicFrameLocks noChangeAspect="1"/>
+            </wp:cNvGraphicFramePr>
+            <a:graphic>
+              <a:graphicData uri="http://schemas.openxmlformats.org/drawingml/2006/picture">
+                <pic:pic>
+                  <pic:nvPicPr>
+                    <pic:cNvPr id="0" name="fig8-交互设计取舍.png"/>
+                    <pic:cNvPicPr/>
+                  </pic:nvPicPr>
+                  <pic:blipFill>
+                    <a:blip r:embed="rId16"/>
+                    <a:stretch>
+                      <a:fillRect/>
+                    </a:stretch>
+                  </pic:blipFill>
+                  <pic:spPr>
+                    <a:xfrm>
+                      <a:off x="0" y="0"/>
+                      <a:ext cx="5669280" cy="3685032"/>
+                    </a:xfrm>
+                    <a:prstGeom prst="rect"/>
+                  </pic:spPr>
+                </pic:pic>
+              </a:graphicData>
+            </a:graphic>
+          </wp:inline>
+        </w:drawing>
+      </w:r>
+    </w:p>
+    <w:p>
+      <w:pPr>
+        <w:spacing w:after="240"/>
+        <w:jc w:val="center"/>
+      </w:pPr>
+      <w:r>
+        <w:rPr>
+          <w:i/>
+          <w:color w:val="5C6068"/>
+          <w:sz w:val="18"/>
+        </w:rPr>
+        <w:t>图 8　五种国际范式各自的"借"与"弃"，以及搜索条三轮演化后剩下的高度。</w:t>
+      </w:r>
+    </w:p>
+    <w:p>
+      <w:pPr>
         <w:pStyle w:val="ListBullet"/>
       </w:pPr>
       <w:r>
@@ -2228,6 +2576,60 @@
           <w:color w:val="23252C"/>
         </w:rPr>
         <w:t>好的工具不应该让用户为了管理信息而增加新的负担，它应该让整理更容易发生。</w:t>
+      </w:r>
+    </w:p>
+    <w:p>
+      <w:pPr>
+        <w:spacing w:before="160" w:after="40"/>
+        <w:jc w:val="center"/>
+      </w:pPr>
+      <w:r>
+        <w:drawing>
+          <wp:inline xmlns:a="http://schemas.openxmlformats.org/drawingml/2006/main" xmlns:pic="http://schemas.openxmlformats.org/drawingml/2006/picture">
+            <wp:extent cx="5669280" cy="2403222"/>
+            <wp:docPr id="9" name="Picture 9"/>
+            <wp:cNvGraphicFramePr>
+              <a:graphicFrameLocks noChangeAspect="1"/>
+            </wp:cNvGraphicFramePr>
+            <a:graphic>
+              <a:graphicData uri="http://schemas.openxmlformats.org/drawingml/2006/picture">
+                <pic:pic>
+                  <pic:nvPicPr>
+                    <pic:cNvPr id="0" name="fig9-界面全景.png"/>
+                    <pic:cNvPicPr/>
+                  </pic:nvPicPr>
+                  <pic:blipFill>
+                    <a:blip r:embed="rId17"/>
+                    <a:stretch>
+                      <a:fillRect/>
+                    </a:stretch>
+                  </pic:blipFill>
+                  <pic:spPr>
+                    <a:xfrm>
+                      <a:off x="0" y="0"/>
+                      <a:ext cx="5669280" cy="2403222"/>
+                    </a:xfrm>
+                    <a:prstGeom prst="rect"/>
+                  </pic:spPr>
+                </pic:pic>
+              </a:graphicData>
+            </a:graphic>
+          </wp:inline>
+        </w:drawing>
+      </w:r>
+    </w:p>
+    <w:p>
+      <w:pPr>
+        <w:spacing w:after="240"/>
+        <w:jc w:val="center"/>
+      </w:pPr>
+      <w:r>
+        <w:rPr>
+          <w:i/>
+          <w:color w:val="5C6068"/>
+          <w:sz w:val="18"/>
+        </w:rPr>
+        <w:t>图 9　当前体验版 v1.1.11 的真实界面，六屏连续：从三种入口到深色皮肤。</w:t>
       </w:r>
     </w:p>
     <w:p>
@@ -2563,7 +2965,73 @@
         <w:rPr>
           <w:b w:val="0"/>
         </w:rPr>
-        <w:t>我想说的不是"AI 帮我写了代码"。真正变化的是</w:t>
+        <w:t>我想说的不是"AI 帮我写了代码"。</w:t>
+      </w:r>
+    </w:p>
+    <w:p>
+      <w:pPr>
+        <w:spacing w:before="160" w:after="40"/>
+        <w:jc w:val="center"/>
+      </w:pPr>
+      <w:r>
+        <w:drawing>
+          <wp:inline xmlns:a="http://schemas.openxmlformats.org/drawingml/2006/main" xmlns:pic="http://schemas.openxmlformats.org/drawingml/2006/picture">
+            <wp:extent cx="5669280" cy="3826764"/>
+            <wp:docPr id="10" name="Picture 10"/>
+            <wp:cNvGraphicFramePr>
+              <a:graphicFrameLocks noChangeAspect="1"/>
+            </wp:cNvGraphicFramePr>
+            <a:graphic>
+              <a:graphicData uri="http://schemas.openxmlformats.org/drawingml/2006/picture">
+                <pic:pic>
+                  <pic:nvPicPr>
+                    <pic:cNvPr id="0" name="fig10-六天与一个人.png"/>
+                    <pic:cNvPicPr/>
+                  </pic:nvPicPr>
+                  <pic:blipFill>
+                    <a:blip r:embed="rId18"/>
+                    <a:stretch>
+                      <a:fillRect/>
+                    </a:stretch>
+                  </pic:blipFill>
+                  <pic:spPr>
+                    <a:xfrm>
+                      <a:off x="0" y="0"/>
+                      <a:ext cx="5669280" cy="3826764"/>
+                    </a:xfrm>
+                    <a:prstGeom prst="rect"/>
+                  </pic:spPr>
+                </pic:pic>
+              </a:graphicData>
+            </a:graphic>
+          </wp:inline>
+        </w:drawing>
+      </w:r>
+    </w:p>
+    <w:p>
+      <w:pPr>
+        <w:spacing w:after="240"/>
+        <w:jc w:val="center"/>
+      </w:pPr>
+      <w:r>
+        <w:rPr>
+          <w:i/>
+          <w:color w:val="5C6068"/>
+          <w:sz w:val="18"/>
+        </w:rPr>
+        <w:t>图 10　五个关键节点，和两组数字的对照。</w:t>
+      </w:r>
+    </w:p>
+    <w:p>
+      <w:pPr>
+        <w:spacing w:after="160"/>
+        <w:jc w:val="left"/>
+      </w:pPr>
+      <w:r>
+        <w:rPr>
+          <w:b w:val="0"/>
+        </w:rPr>
+        <w:t>真正变化的是</w:t>
       </w:r>
       <w:r>
         <w:rPr>
